--- a/docs/developpement/phases/word/PHASE_04_SERVEUR_DE_TEST_OVH.docx
+++ b/docs/developpement/phases/word/PHASE_04_SERVEUR_DE_TEST_OVH.docx
@@ -20,7 +20,7 @@
       <w:r>
         <w:t xml:space="preserve">FlaiX Expert · dossier de développement · généré le 2026-10-04 depuis le dépôt </w:t>
       </w:r>
-      <w:hyperlink w:history="1" r:id="rIdbzi8on1ltruexzecwnmxg">
+      <w:hyperlink w:history="1" r:id="rIdzggekjbta4zes02o8xnte">
         <w:r>
           <w:rPr>
             <w:rStyle w:val="Hyperlink"/>
@@ -362,7 +362,7 @@
           <w:numId w:val="2"/>
         </w:numPr>
       </w:pPr>
-      <w:hyperlink w:history="1" r:id="rIdlmlqpk2t0od6yiv2kaqgd">
+      <w:hyperlink w:history="1" r:id="rIden16z3hfynwen4xgzbvcz">
         <w:r>
           <w:rPr>
             <w:rStyle w:val="Hyperlink"/>
@@ -382,7 +382,7 @@
           <w:numId w:val="2"/>
         </w:numPr>
       </w:pPr>
-      <w:hyperlink w:history="1" r:id="rIdy6p35ecs1papgivzt94_s">
+      <w:hyperlink w:history="1" r:id="rIdg3w__254mj8scwaubbqxq">
         <w:r>
           <w:rPr>
             <w:rStyle w:val="Hyperlink"/>
@@ -430,7 +430,7 @@
       <w:r>
         <w:t xml:space="preserve"> — modifié — </w:t>
       </w:r>
-      <w:hyperlink w:history="1" r:id="rIdnwtdsy7nu_tky7q1yx4zh">
+      <w:hyperlink w:history="1" r:id="rIdjizaejibqqyam7frfnt1u">
         <w:r>
           <w:rPr>
             <w:rStyle w:val="Hyperlink"/>
@@ -459,7 +459,7 @@
       <w:r>
         <w:t xml:space="preserve"> — modifié — </w:t>
       </w:r>
-      <w:hyperlink w:history="1" r:id="rIdcc2tbz8erpbr5nqjbvedo">
+      <w:hyperlink w:history="1" r:id="rIdeyygweojbe0ynke7iehey">
         <w:r>
           <w:rPr>
             <w:rStyle w:val="Hyperlink"/>
@@ -496,7 +496,7 @@
       <w:r>
         <w:t xml:space="preserve"> — créé — </w:t>
       </w:r>
-      <w:hyperlink w:history="1" r:id="rIdhoubp0ksay6hemem5cohw">
+      <w:hyperlink w:history="1" r:id="rIdmurueqcaaqbtxjgcow1uc">
         <w:r>
           <w:rPr>
             <w:rStyle w:val="Hyperlink"/>
@@ -525,7 +525,7 @@
       <w:r>
         <w:t xml:space="preserve"> — créé — </w:t>
       </w:r>
-      <w:hyperlink w:history="1" r:id="rIdtexzndgahpcxaxin9uesg">
+      <w:hyperlink w:history="1" r:id="rIdx1znkdxjebtvaw-gkjcj8">
         <w:r>
           <w:rPr>
             <w:rStyle w:val="Hyperlink"/>
@@ -554,7 +554,7 @@
       <w:r>
         <w:t xml:space="preserve"> — créé — </w:t>
       </w:r>
-      <w:hyperlink w:history="1" r:id="rIdnlqmhkjepiorqc_fed3c9">
+      <w:hyperlink w:history="1" r:id="rIdfvpqn1bylcfjd_w8qy7pw">
         <w:r>
           <w:rPr>
             <w:rStyle w:val="Hyperlink"/>
@@ -583,7 +583,7 @@
       <w:r>
         <w:t xml:space="preserve"> — créé — </w:t>
       </w:r>
-      <w:hyperlink w:history="1" r:id="rIdm1orv_bidd7nr1uukv64c">
+      <w:hyperlink w:history="1" r:id="rIdultpezuukigiilsrdh40j">
         <w:r>
           <w:rPr>
             <w:rStyle w:val="Hyperlink"/>
@@ -612,7 +612,7 @@
       <w:r>
         <w:t xml:space="preserve"> — créé — </w:t>
       </w:r>
-      <w:hyperlink w:history="1" r:id="rIdwh40gt6yprgycznmzuhli">
+      <w:hyperlink w:history="1" r:id="rIdpkrivcde6t1-qqgryysqt">
         <w:r>
           <w:rPr>
             <w:rStyle w:val="Hyperlink"/>
@@ -649,7 +649,7 @@
       <w:r>
         <w:t xml:space="preserve"> — modifié — </w:t>
       </w:r>
-      <w:hyperlink w:history="1" r:id="rIdounzps1_i5mv8dlz01x7m">
+      <w:hyperlink w:history="1" r:id="rIdwqq4y_ovdfox6uwoiszss">
         <w:r>
           <w:rPr>
             <w:rStyle w:val="Hyperlink"/>

--- a/docs/developpement/phases/word/PHASE_04_SERVEUR_DE_TEST_OVH.docx
+++ b/docs/developpement/phases/word/PHASE_04_SERVEUR_DE_TEST_OVH.docx
@@ -20,7 +20,7 @@
       <w:r>
         <w:t xml:space="preserve">FlaiX Expert · dossier de développement · généré le 2026-10-04 depuis le dépôt </w:t>
       </w:r>
-      <w:hyperlink w:history="1" r:id="rIdzggekjbta4zes02o8xnte">
+      <w:hyperlink w:history="1" r:id="rIdvcjlgjv6pfyperjh_p72l">
         <w:r>
           <w:rPr>
             <w:rStyle w:val="Hyperlink"/>
@@ -362,7 +362,7 @@
           <w:numId w:val="2"/>
         </w:numPr>
       </w:pPr>
-      <w:hyperlink w:history="1" r:id="rIden16z3hfynwen4xgzbvcz">
+      <w:hyperlink w:history="1" r:id="rIdhv08xgzpucj8z6clcbrxg">
         <w:r>
           <w:rPr>
             <w:rStyle w:val="Hyperlink"/>
@@ -382,7 +382,7 @@
           <w:numId w:val="2"/>
         </w:numPr>
       </w:pPr>
-      <w:hyperlink w:history="1" r:id="rIdg3w__254mj8scwaubbqxq">
+      <w:hyperlink w:history="1" r:id="rIdzsmiavwtistrzabjo_id-">
         <w:r>
           <w:rPr>
             <w:rStyle w:val="Hyperlink"/>
@@ -430,7 +430,7 @@
       <w:r>
         <w:t xml:space="preserve"> — modifié — </w:t>
       </w:r>
-      <w:hyperlink w:history="1" r:id="rIdjizaejibqqyam7frfnt1u">
+      <w:hyperlink w:history="1" r:id="rIdb9dbproypbvau1xagmxkh">
         <w:r>
           <w:rPr>
             <w:rStyle w:val="Hyperlink"/>
@@ -459,7 +459,7 @@
       <w:r>
         <w:t xml:space="preserve"> — modifié — </w:t>
       </w:r>
-      <w:hyperlink w:history="1" r:id="rIdeyygweojbe0ynke7iehey">
+      <w:hyperlink w:history="1" r:id="rIdh86f91bqq2gwbwrewv1ql">
         <w:r>
           <w:rPr>
             <w:rStyle w:val="Hyperlink"/>
@@ -496,7 +496,7 @@
       <w:r>
         <w:t xml:space="preserve"> — créé — </w:t>
       </w:r>
-      <w:hyperlink w:history="1" r:id="rIdmurueqcaaqbtxjgcow1uc">
+      <w:hyperlink w:history="1" r:id="rIdydxurelmer3r73ks4p9o1">
         <w:r>
           <w:rPr>
             <w:rStyle w:val="Hyperlink"/>
@@ -525,7 +525,7 @@
       <w:r>
         <w:t xml:space="preserve"> — créé — </w:t>
       </w:r>
-      <w:hyperlink w:history="1" r:id="rIdx1znkdxjebtvaw-gkjcj8">
+      <w:hyperlink w:history="1" r:id="rIduy883ssadudmrjja0dm8q">
         <w:r>
           <w:rPr>
             <w:rStyle w:val="Hyperlink"/>
@@ -554,7 +554,7 @@
       <w:r>
         <w:t xml:space="preserve"> — créé — </w:t>
       </w:r>
-      <w:hyperlink w:history="1" r:id="rIdfvpqn1bylcfjd_w8qy7pw">
+      <w:hyperlink w:history="1" r:id="rId3qkyzj_bncflr7zc7zddy">
         <w:r>
           <w:rPr>
             <w:rStyle w:val="Hyperlink"/>
@@ -583,7 +583,7 @@
       <w:r>
         <w:t xml:space="preserve"> — créé — </w:t>
       </w:r>
-      <w:hyperlink w:history="1" r:id="rIdultpezuukigiilsrdh40j">
+      <w:hyperlink w:history="1" r:id="rIdbyhjsbvmrkhaxvjjessiu">
         <w:r>
           <w:rPr>
             <w:rStyle w:val="Hyperlink"/>
@@ -612,7 +612,7 @@
       <w:r>
         <w:t xml:space="preserve"> — créé — </w:t>
       </w:r>
-      <w:hyperlink w:history="1" r:id="rIdpkrivcde6t1-qqgryysqt">
+      <w:hyperlink w:history="1" r:id="rIdrnb2hrmzt5ukgvvsxuavd">
         <w:r>
           <w:rPr>
             <w:rStyle w:val="Hyperlink"/>
@@ -649,7 +649,7 @@
       <w:r>
         <w:t xml:space="preserve"> — modifié — </w:t>
       </w:r>
-      <w:hyperlink w:history="1" r:id="rIdwqq4y_ovdfox6uwoiszss">
+      <w:hyperlink w:history="1" r:id="rId_aabzrnbp3pc7rngwc38n">
         <w:r>
           <w:rPr>
             <w:rStyle w:val="Hyperlink"/>

--- a/docs/developpement/phases/word/PHASE_04_SERVEUR_DE_TEST_OVH.docx
+++ b/docs/developpement/phases/word/PHASE_04_SERVEUR_DE_TEST_OVH.docx
@@ -20,7 +20,7 @@
       <w:r>
         <w:t xml:space="preserve">FlaiX Expert · dossier de développement · généré le 2026-10-04 depuis le dépôt </w:t>
       </w:r>
-      <w:hyperlink w:history="1" r:id="rIdvcjlgjv6pfyperjh_p72l">
+      <w:hyperlink w:history="1" r:id="rIdvorfe40_zztmilbrwojqq">
         <w:r>
           <w:rPr>
             <w:rStyle w:val="Hyperlink"/>
@@ -362,7 +362,7 @@
           <w:numId w:val="2"/>
         </w:numPr>
       </w:pPr>
-      <w:hyperlink w:history="1" r:id="rIdhv08xgzpucj8z6clcbrxg">
+      <w:hyperlink w:history="1" r:id="rIdlcxhwqzuqbkwsvoad4ocb">
         <w:r>
           <w:rPr>
             <w:rStyle w:val="Hyperlink"/>
@@ -382,7 +382,7 @@
           <w:numId w:val="2"/>
         </w:numPr>
       </w:pPr>
-      <w:hyperlink w:history="1" r:id="rIdzsmiavwtistrzabjo_id-">
+      <w:hyperlink w:history="1" r:id="rIdncdrhllnh1odf0w_lab4s">
         <w:r>
           <w:rPr>
             <w:rStyle w:val="Hyperlink"/>
@@ -430,7 +430,7 @@
       <w:r>
         <w:t xml:space="preserve"> — modifié — </w:t>
       </w:r>
-      <w:hyperlink w:history="1" r:id="rIdb9dbproypbvau1xagmxkh">
+      <w:hyperlink w:history="1" r:id="rIdzlj6ontlfxdyfacxbto7d">
         <w:r>
           <w:rPr>
             <w:rStyle w:val="Hyperlink"/>
@@ -459,7 +459,7 @@
       <w:r>
         <w:t xml:space="preserve"> — modifié — </w:t>
       </w:r>
-      <w:hyperlink w:history="1" r:id="rIdh86f91bqq2gwbwrewv1ql">
+      <w:hyperlink w:history="1" r:id="rId48k_8oes3vuhj5e8pixrv">
         <w:r>
           <w:rPr>
             <w:rStyle w:val="Hyperlink"/>
@@ -496,7 +496,7 @@
       <w:r>
         <w:t xml:space="preserve"> — créé — </w:t>
       </w:r>
-      <w:hyperlink w:history="1" r:id="rIdydxurelmer3r73ks4p9o1">
+      <w:hyperlink w:history="1" r:id="rId4zqy37en0abjtldcbnych">
         <w:r>
           <w:rPr>
             <w:rStyle w:val="Hyperlink"/>
@@ -525,7 +525,7 @@
       <w:r>
         <w:t xml:space="preserve"> — créé — </w:t>
       </w:r>
-      <w:hyperlink w:history="1" r:id="rIduy883ssadudmrjja0dm8q">
+      <w:hyperlink w:history="1" r:id="rId2stnvj4o7lqcnm_098saa">
         <w:r>
           <w:rPr>
             <w:rStyle w:val="Hyperlink"/>
@@ -554,7 +554,7 @@
       <w:r>
         <w:t xml:space="preserve"> — créé — </w:t>
       </w:r>
-      <w:hyperlink w:history="1" r:id="rId3qkyzj_bncflr7zc7zddy">
+      <w:hyperlink w:history="1" r:id="rId8ykfzmwcudjfn97p_931v">
         <w:r>
           <w:rPr>
             <w:rStyle w:val="Hyperlink"/>
@@ -583,7 +583,7 @@
       <w:r>
         <w:t xml:space="preserve"> — créé — </w:t>
       </w:r>
-      <w:hyperlink w:history="1" r:id="rIdbyhjsbvmrkhaxvjjessiu">
+      <w:hyperlink w:history="1" r:id="rIdqvfwkuvk7ypwiyjtx7ezg">
         <w:r>
           <w:rPr>
             <w:rStyle w:val="Hyperlink"/>
@@ -612,7 +612,7 @@
       <w:r>
         <w:t xml:space="preserve"> — créé — </w:t>
       </w:r>
-      <w:hyperlink w:history="1" r:id="rIdrnb2hrmzt5ukgvvsxuavd">
+      <w:hyperlink w:history="1" r:id="rIdg_l4gjyfqssrtcxd2gwv1">
         <w:r>
           <w:rPr>
             <w:rStyle w:val="Hyperlink"/>
@@ -649,7 +649,7 @@
       <w:r>
         <w:t xml:space="preserve"> — modifié — </w:t>
       </w:r>
-      <w:hyperlink w:history="1" r:id="rId_aabzrnbp3pc7rngwc38n">
+      <w:hyperlink w:history="1" r:id="rIdaehbvmxas3i9qlo2acbyy">
         <w:r>
           <w:rPr>
             <w:rStyle w:val="Hyperlink"/>

--- a/docs/developpement/phases/word/PHASE_04_SERVEUR_DE_TEST_OVH.docx
+++ b/docs/developpement/phases/word/PHASE_04_SERVEUR_DE_TEST_OVH.docx
@@ -20,7 +20,7 @@
       <w:r>
         <w:t xml:space="preserve">FlaiX Expert · dossier de développement · généré le 2026-10-04 depuis le dépôt </w:t>
       </w:r>
-      <w:hyperlink w:history="1" r:id="rIdvorfe40_zztmilbrwojqq">
+      <w:hyperlink w:history="1" r:id="rIdtwajtpvknnbsfutffharc">
         <w:r>
           <w:rPr>
             <w:rStyle w:val="Hyperlink"/>
@@ -362,7 +362,7 @@
           <w:numId w:val="2"/>
         </w:numPr>
       </w:pPr>
-      <w:hyperlink w:history="1" r:id="rIdlcxhwqzuqbkwsvoad4ocb">
+      <w:hyperlink w:history="1" r:id="rIdlvel2smfg3kkwexu7s2dx">
         <w:r>
           <w:rPr>
             <w:rStyle w:val="Hyperlink"/>
@@ -382,7 +382,7 @@
           <w:numId w:val="2"/>
         </w:numPr>
       </w:pPr>
-      <w:hyperlink w:history="1" r:id="rIdncdrhllnh1odf0w_lab4s">
+      <w:hyperlink w:history="1" r:id="rIdewi3yxh844trepscmtz6l">
         <w:r>
           <w:rPr>
             <w:rStyle w:val="Hyperlink"/>
@@ -430,7 +430,7 @@
       <w:r>
         <w:t xml:space="preserve"> — modifié — </w:t>
       </w:r>
-      <w:hyperlink w:history="1" r:id="rIdzlj6ontlfxdyfacxbto7d">
+      <w:hyperlink w:history="1" r:id="rIdmjbeauhdbtd4bdpib07mn">
         <w:r>
           <w:rPr>
             <w:rStyle w:val="Hyperlink"/>
@@ -459,7 +459,7 @@
       <w:r>
         <w:t xml:space="preserve"> — modifié — </w:t>
       </w:r>
-      <w:hyperlink w:history="1" r:id="rId48k_8oes3vuhj5e8pixrv">
+      <w:hyperlink w:history="1" r:id="rIdx5pckdztwa6izlauuk_5f">
         <w:r>
           <w:rPr>
             <w:rStyle w:val="Hyperlink"/>
@@ -496,7 +496,7 @@
       <w:r>
         <w:t xml:space="preserve"> — créé — </w:t>
       </w:r>
-      <w:hyperlink w:history="1" r:id="rId4zqy37en0abjtldcbnych">
+      <w:hyperlink w:history="1" r:id="rIdmio-h6rcacbh_hiwh4odf">
         <w:r>
           <w:rPr>
             <w:rStyle w:val="Hyperlink"/>
@@ -525,7 +525,7 @@
       <w:r>
         <w:t xml:space="preserve"> — créé — </w:t>
       </w:r>
-      <w:hyperlink w:history="1" r:id="rId2stnvj4o7lqcnm_098saa">
+      <w:hyperlink w:history="1" r:id="rId5bostewror7-ytxwhhb0m">
         <w:r>
           <w:rPr>
             <w:rStyle w:val="Hyperlink"/>
@@ -554,7 +554,7 @@
       <w:r>
         <w:t xml:space="preserve"> — créé — </w:t>
       </w:r>
-      <w:hyperlink w:history="1" r:id="rId8ykfzmwcudjfn97p_931v">
+      <w:hyperlink w:history="1" r:id="rIdkvu-hd6dtr4ggp9agwv6p">
         <w:r>
           <w:rPr>
             <w:rStyle w:val="Hyperlink"/>
@@ -583,7 +583,7 @@
       <w:r>
         <w:t xml:space="preserve"> — créé — </w:t>
       </w:r>
-      <w:hyperlink w:history="1" r:id="rIdqvfwkuvk7ypwiyjtx7ezg">
+      <w:hyperlink w:history="1" r:id="rIdjnpnfqssehsr0pek1syml">
         <w:r>
           <w:rPr>
             <w:rStyle w:val="Hyperlink"/>
@@ -612,7 +612,7 @@
       <w:r>
         <w:t xml:space="preserve"> — créé — </w:t>
       </w:r>
-      <w:hyperlink w:history="1" r:id="rIdg_l4gjyfqssrtcxd2gwv1">
+      <w:hyperlink w:history="1" r:id="rIdi4g0g3qt5ciltjsppq2qq">
         <w:r>
           <w:rPr>
             <w:rStyle w:val="Hyperlink"/>
@@ -649,7 +649,7 @@
       <w:r>
         <w:t xml:space="preserve"> — modifié — </w:t>
       </w:r>
-      <w:hyperlink w:history="1" r:id="rIdaehbvmxas3i9qlo2acbyy">
+      <w:hyperlink w:history="1" r:id="rIdl6usq0cjhd7uyitxewbza">
         <w:r>
           <w:rPr>
             <w:rStyle w:val="Hyperlink"/>

--- a/docs/developpement/phases/word/PHASE_04_SERVEUR_DE_TEST_OVH.docx
+++ b/docs/developpement/phases/word/PHASE_04_SERVEUR_DE_TEST_OVH.docx
@@ -20,7 +20,7 @@
       <w:r>
         <w:t xml:space="preserve">FlaiX Expert · dossier de développement · généré le 2026-10-04 depuis le dépôt </w:t>
       </w:r>
-      <w:hyperlink w:history="1" r:id="rIdtwajtpvknnbsfutffharc">
+      <w:hyperlink w:history="1" r:id="rId81b2t84yrrwcuyocp2oc2">
         <w:r>
           <w:rPr>
             <w:rStyle w:val="Hyperlink"/>
@@ -362,7 +362,7 @@
           <w:numId w:val="2"/>
         </w:numPr>
       </w:pPr>
-      <w:hyperlink w:history="1" r:id="rIdlvel2smfg3kkwexu7s2dx">
+      <w:hyperlink w:history="1" r:id="rId1gnn0_2a2xi6ns9iddi08">
         <w:r>
           <w:rPr>
             <w:rStyle w:val="Hyperlink"/>
@@ -382,7 +382,7 @@
           <w:numId w:val="2"/>
         </w:numPr>
       </w:pPr>
-      <w:hyperlink w:history="1" r:id="rIdewi3yxh844trepscmtz6l">
+      <w:hyperlink w:history="1" r:id="rIdn09rj9eu5etzjixjj12jt">
         <w:r>
           <w:rPr>
             <w:rStyle w:val="Hyperlink"/>
@@ -430,7 +430,7 @@
       <w:r>
         <w:t xml:space="preserve"> — modifié — </w:t>
       </w:r>
-      <w:hyperlink w:history="1" r:id="rIdmjbeauhdbtd4bdpib07mn">
+      <w:hyperlink w:history="1" r:id="rIdpkhd6_dwkdvjxv9mvxya5">
         <w:r>
           <w:rPr>
             <w:rStyle w:val="Hyperlink"/>
@@ -459,7 +459,7 @@
       <w:r>
         <w:t xml:space="preserve"> — modifié — </w:t>
       </w:r>
-      <w:hyperlink w:history="1" r:id="rIdx5pckdztwa6izlauuk_5f">
+      <w:hyperlink w:history="1" r:id="rIdm6dstyx3pvzbhqklak4ac">
         <w:r>
           <w:rPr>
             <w:rStyle w:val="Hyperlink"/>
@@ -496,7 +496,7 @@
       <w:r>
         <w:t xml:space="preserve"> — créé — </w:t>
       </w:r>
-      <w:hyperlink w:history="1" r:id="rIdmio-h6rcacbh_hiwh4odf">
+      <w:hyperlink w:history="1" r:id="rId7nbdh_-7iyu8qxbq7qps_">
         <w:r>
           <w:rPr>
             <w:rStyle w:val="Hyperlink"/>
@@ -525,7 +525,7 @@
       <w:r>
         <w:t xml:space="preserve"> — créé — </w:t>
       </w:r>
-      <w:hyperlink w:history="1" r:id="rId5bostewror7-ytxwhhb0m">
+      <w:hyperlink w:history="1" r:id="rIdq4ggj81hwuttbrl8a3cc7">
         <w:r>
           <w:rPr>
             <w:rStyle w:val="Hyperlink"/>
@@ -554,7 +554,7 @@
       <w:r>
         <w:t xml:space="preserve"> — créé — </w:t>
       </w:r>
-      <w:hyperlink w:history="1" r:id="rIdkvu-hd6dtr4ggp9agwv6p">
+      <w:hyperlink w:history="1" r:id="rIdycmp6fm1wg8zd66fzu2rn">
         <w:r>
           <w:rPr>
             <w:rStyle w:val="Hyperlink"/>
@@ -583,7 +583,7 @@
       <w:r>
         <w:t xml:space="preserve"> — créé — </w:t>
       </w:r>
-      <w:hyperlink w:history="1" r:id="rIdjnpnfqssehsr0pek1syml">
+      <w:hyperlink w:history="1" r:id="rId5ngn1a9qjpdcrmp7w9f4_">
         <w:r>
           <w:rPr>
             <w:rStyle w:val="Hyperlink"/>
@@ -612,7 +612,7 @@
       <w:r>
         <w:t xml:space="preserve"> — créé — </w:t>
       </w:r>
-      <w:hyperlink w:history="1" r:id="rIdi4g0g3qt5ciltjsppq2qq">
+      <w:hyperlink w:history="1" r:id="rIdqytd7npnspdber7mvghcy">
         <w:r>
           <w:rPr>
             <w:rStyle w:val="Hyperlink"/>
@@ -649,7 +649,7 @@
       <w:r>
         <w:t xml:space="preserve"> — modifié — </w:t>
       </w:r>
-      <w:hyperlink w:history="1" r:id="rIdl6usq0cjhd7uyitxewbza">
+      <w:hyperlink w:history="1" r:id="rIdmmt9sbcp5-y9asqbbj4vp">
         <w:r>
           <w:rPr>
             <w:rStyle w:val="Hyperlink"/>

--- a/docs/developpement/phases/word/PHASE_04_SERVEUR_DE_TEST_OVH.docx
+++ b/docs/developpement/phases/word/PHASE_04_SERVEUR_DE_TEST_OVH.docx
@@ -20,7 +20,7 @@
       <w:r>
         <w:t xml:space="preserve">FlaiX Expert · dossier de développement · généré le 2026-10-04 depuis le dépôt </w:t>
       </w:r>
-      <w:hyperlink w:history="1" r:id="rId81b2t84yrrwcuyocp2oc2">
+      <w:hyperlink w:history="1" r:id="rIdaw_geeoe4kp6butsqouaa">
         <w:r>
           <w:rPr>
             <w:rStyle w:val="Hyperlink"/>
@@ -362,7 +362,7 @@
           <w:numId w:val="2"/>
         </w:numPr>
       </w:pPr>
-      <w:hyperlink w:history="1" r:id="rId1gnn0_2a2xi6ns9iddi08">
+      <w:hyperlink w:history="1" r:id="rIdojmduib4fvdqpgtrezrwl">
         <w:r>
           <w:rPr>
             <w:rStyle w:val="Hyperlink"/>
@@ -382,7 +382,7 @@
           <w:numId w:val="2"/>
         </w:numPr>
       </w:pPr>
-      <w:hyperlink w:history="1" r:id="rIdn09rj9eu5etzjixjj12jt">
+      <w:hyperlink w:history="1" r:id="rId_dfjwhl66yvexwkx9mykq">
         <w:r>
           <w:rPr>
             <w:rStyle w:val="Hyperlink"/>
@@ -430,7 +430,7 @@
       <w:r>
         <w:t xml:space="preserve"> — modifié — </w:t>
       </w:r>
-      <w:hyperlink w:history="1" r:id="rIdpkhd6_dwkdvjxv9mvxya5">
+      <w:hyperlink w:history="1" r:id="rIdyimiy736wd0jxcqihtyue">
         <w:r>
           <w:rPr>
             <w:rStyle w:val="Hyperlink"/>
@@ -459,7 +459,7 @@
       <w:r>
         <w:t xml:space="preserve"> — modifié — </w:t>
       </w:r>
-      <w:hyperlink w:history="1" r:id="rIdm6dstyx3pvzbhqklak4ac">
+      <w:hyperlink w:history="1" r:id="rIdv8fg-ac-qozmjdmzsgflr">
         <w:r>
           <w:rPr>
             <w:rStyle w:val="Hyperlink"/>
@@ -496,7 +496,7 @@
       <w:r>
         <w:t xml:space="preserve"> — créé — </w:t>
       </w:r>
-      <w:hyperlink w:history="1" r:id="rId7nbdh_-7iyu8qxbq7qps_">
+      <w:hyperlink w:history="1" r:id="rId_q4woa2noztttix1_av1t">
         <w:r>
           <w:rPr>
             <w:rStyle w:val="Hyperlink"/>
@@ -525,7 +525,7 @@
       <w:r>
         <w:t xml:space="preserve"> — créé — </w:t>
       </w:r>
-      <w:hyperlink w:history="1" r:id="rIdq4ggj81hwuttbrl8a3cc7">
+      <w:hyperlink w:history="1" r:id="rIdurwg03has5jikhmhdasav">
         <w:r>
           <w:rPr>
             <w:rStyle w:val="Hyperlink"/>
@@ -554,7 +554,7 @@
       <w:r>
         <w:t xml:space="preserve"> — créé — </w:t>
       </w:r>
-      <w:hyperlink w:history="1" r:id="rIdycmp6fm1wg8zd66fzu2rn">
+      <w:hyperlink w:history="1" r:id="rId4qhahx48hzqr1nwfaqjq6">
         <w:r>
           <w:rPr>
             <w:rStyle w:val="Hyperlink"/>
@@ -583,7 +583,7 @@
       <w:r>
         <w:t xml:space="preserve"> — créé — </w:t>
       </w:r>
-      <w:hyperlink w:history="1" r:id="rId5ngn1a9qjpdcrmp7w9f4_">
+      <w:hyperlink w:history="1" r:id="rIdt2-nljh8xmlzvl4blxz-f">
         <w:r>
           <w:rPr>
             <w:rStyle w:val="Hyperlink"/>
@@ -612,7 +612,7 @@
       <w:r>
         <w:t xml:space="preserve"> — créé — </w:t>
       </w:r>
-      <w:hyperlink w:history="1" r:id="rIdqytd7npnspdber7mvghcy">
+      <w:hyperlink w:history="1" r:id="rIddobhupvdanr5a3w5bzv7j">
         <w:r>
           <w:rPr>
             <w:rStyle w:val="Hyperlink"/>
@@ -649,7 +649,7 @@
       <w:r>
         <w:t xml:space="preserve"> — modifié — </w:t>
       </w:r>
-      <w:hyperlink w:history="1" r:id="rIdmmt9sbcp5-y9asqbbj4vp">
+      <w:hyperlink w:history="1" r:id="rIdbhspmicsetj4prjhrr1qe">
         <w:r>
           <w:rPr>
             <w:rStyle w:val="Hyperlink"/>

--- a/docs/developpement/phases/word/PHASE_04_SERVEUR_DE_TEST_OVH.docx
+++ b/docs/developpement/phases/word/PHASE_04_SERVEUR_DE_TEST_OVH.docx
@@ -20,7 +20,7 @@
       <w:r>
         <w:t xml:space="preserve">FlaiX Expert · dossier de développement · généré le 2026-10-04 depuis le dépôt </w:t>
       </w:r>
-      <w:hyperlink w:history="1" r:id="rIdaw_geeoe4kp6butsqouaa">
+      <w:hyperlink w:history="1" r:id="rIdxctaidpj_jhjbwssifkyt">
         <w:r>
           <w:rPr>
             <w:rStyle w:val="Hyperlink"/>
@@ -362,7 +362,7 @@
           <w:numId w:val="2"/>
         </w:numPr>
       </w:pPr>
-      <w:hyperlink w:history="1" r:id="rIdojmduib4fvdqpgtrezrwl">
+      <w:hyperlink w:history="1" r:id="rIda0efh4o5tivatrfjazwwf">
         <w:r>
           <w:rPr>
             <w:rStyle w:val="Hyperlink"/>
@@ -382,7 +382,7 @@
           <w:numId w:val="2"/>
         </w:numPr>
       </w:pPr>
-      <w:hyperlink w:history="1" r:id="rId_dfjwhl66yvexwkx9mykq">
+      <w:hyperlink w:history="1" r:id="rIdwzscp0h8yj1cfnjndsuwl">
         <w:r>
           <w:rPr>
             <w:rStyle w:val="Hyperlink"/>
@@ -430,7 +430,7 @@
       <w:r>
         <w:t xml:space="preserve"> — modifié — </w:t>
       </w:r>
-      <w:hyperlink w:history="1" r:id="rIdyimiy736wd0jxcqihtyue">
+      <w:hyperlink w:history="1" r:id="rIdtgiz2yyqxzt6t21bnvu00">
         <w:r>
           <w:rPr>
             <w:rStyle w:val="Hyperlink"/>
@@ -459,7 +459,7 @@
       <w:r>
         <w:t xml:space="preserve"> — modifié — </w:t>
       </w:r>
-      <w:hyperlink w:history="1" r:id="rIdv8fg-ac-qozmjdmzsgflr">
+      <w:hyperlink w:history="1" r:id="rIddlr9-29fslayh_jswj9zd">
         <w:r>
           <w:rPr>
             <w:rStyle w:val="Hyperlink"/>
@@ -496,7 +496,7 @@
       <w:r>
         <w:t xml:space="preserve"> — créé — </w:t>
       </w:r>
-      <w:hyperlink w:history="1" r:id="rId_q4woa2noztttix1_av1t">
+      <w:hyperlink w:history="1" r:id="rIdel479ygljp-mi8p1cbtzh">
         <w:r>
           <w:rPr>
             <w:rStyle w:val="Hyperlink"/>
@@ -525,7 +525,7 @@
       <w:r>
         <w:t xml:space="preserve"> — créé — </w:t>
       </w:r>
-      <w:hyperlink w:history="1" r:id="rIdurwg03has5jikhmhdasav">
+      <w:hyperlink w:history="1" r:id="rIdpbnayiazsmsoi528lmvsi">
         <w:r>
           <w:rPr>
             <w:rStyle w:val="Hyperlink"/>
@@ -554,7 +554,7 @@
       <w:r>
         <w:t xml:space="preserve"> — créé — </w:t>
       </w:r>
-      <w:hyperlink w:history="1" r:id="rId4qhahx48hzqr1nwfaqjq6">
+      <w:hyperlink w:history="1" r:id="rId3xhjdhgonqzklnhho9wgj">
         <w:r>
           <w:rPr>
             <w:rStyle w:val="Hyperlink"/>
@@ -583,7 +583,7 @@
       <w:r>
         <w:t xml:space="preserve"> — créé — </w:t>
       </w:r>
-      <w:hyperlink w:history="1" r:id="rIdt2-nljh8xmlzvl4blxz-f">
+      <w:hyperlink w:history="1" r:id="rIdnqfhlcrqknlxhryqunhkx">
         <w:r>
           <w:rPr>
             <w:rStyle w:val="Hyperlink"/>
@@ -612,7 +612,7 @@
       <w:r>
         <w:t xml:space="preserve"> — créé — </w:t>
       </w:r>
-      <w:hyperlink w:history="1" r:id="rIddobhupvdanr5a3w5bzv7j">
+      <w:hyperlink w:history="1" r:id="rIdisflcwvxcc8ifa7xous8m">
         <w:r>
           <w:rPr>
             <w:rStyle w:val="Hyperlink"/>
@@ -649,7 +649,7 @@
       <w:r>
         <w:t xml:space="preserve"> — modifié — </w:t>
       </w:r>
-      <w:hyperlink w:history="1" r:id="rIdbhspmicsetj4prjhrr1qe">
+      <w:hyperlink w:history="1" r:id="rId9qaf2qjfgizitbvklpoji">
         <w:r>
           <w:rPr>
             <w:rStyle w:val="Hyperlink"/>

--- a/docs/developpement/phases/word/PHASE_04_SERVEUR_DE_TEST_OVH.docx
+++ b/docs/developpement/phases/word/PHASE_04_SERVEUR_DE_TEST_OVH.docx
@@ -20,7 +20,7 @@
       <w:r>
         <w:t xml:space="preserve">FlaiX Expert · dossier de développement · généré le 2026-10-04 depuis le dépôt </w:t>
       </w:r>
-      <w:hyperlink w:history="1" r:id="rIdxctaidpj_jhjbwssifkyt">
+      <w:hyperlink w:history="1" r:id="rIdc15wk6ncw9yfmodsqdpqg">
         <w:r>
           <w:rPr>
             <w:rStyle w:val="Hyperlink"/>
@@ -362,7 +362,7 @@
           <w:numId w:val="2"/>
         </w:numPr>
       </w:pPr>
-      <w:hyperlink w:history="1" r:id="rIda0efh4o5tivatrfjazwwf">
+      <w:hyperlink w:history="1" r:id="rIdr9g5uhbtyce-qbn6efiuv">
         <w:r>
           <w:rPr>
             <w:rStyle w:val="Hyperlink"/>
@@ -382,7 +382,7 @@
           <w:numId w:val="2"/>
         </w:numPr>
       </w:pPr>
-      <w:hyperlink w:history="1" r:id="rIdwzscp0h8yj1cfnjndsuwl">
+      <w:hyperlink w:history="1" r:id="rIdactdzdckocsv9n_kptky8">
         <w:r>
           <w:rPr>
             <w:rStyle w:val="Hyperlink"/>
@@ -430,7 +430,7 @@
       <w:r>
         <w:t xml:space="preserve"> — modifié — </w:t>
       </w:r>
-      <w:hyperlink w:history="1" r:id="rIdtgiz2yyqxzt6t21bnvu00">
+      <w:hyperlink w:history="1" r:id="rIdy9yhtsps3w1t3crgeeopc">
         <w:r>
           <w:rPr>
             <w:rStyle w:val="Hyperlink"/>
@@ -459,7 +459,7 @@
       <w:r>
         <w:t xml:space="preserve"> — modifié — </w:t>
       </w:r>
-      <w:hyperlink w:history="1" r:id="rIddlr9-29fslayh_jswj9zd">
+      <w:hyperlink w:history="1" r:id="rIdf9xdq4ti6v6bkp6wd2wnm">
         <w:r>
           <w:rPr>
             <w:rStyle w:val="Hyperlink"/>
@@ -496,7 +496,7 @@
       <w:r>
         <w:t xml:space="preserve"> — créé — </w:t>
       </w:r>
-      <w:hyperlink w:history="1" r:id="rIdel479ygljp-mi8p1cbtzh">
+      <w:hyperlink w:history="1" r:id="rIdcv3m6kekq6apv1qxiebox">
         <w:r>
           <w:rPr>
             <w:rStyle w:val="Hyperlink"/>
@@ -525,7 +525,7 @@
       <w:r>
         <w:t xml:space="preserve"> — créé — </w:t>
       </w:r>
-      <w:hyperlink w:history="1" r:id="rIdpbnayiazsmsoi528lmvsi">
+      <w:hyperlink w:history="1" r:id="rId8dmflilm3bx0nn8a5zwyi">
         <w:r>
           <w:rPr>
             <w:rStyle w:val="Hyperlink"/>
@@ -554,7 +554,7 @@
       <w:r>
         <w:t xml:space="preserve"> — créé — </w:t>
       </w:r>
-      <w:hyperlink w:history="1" r:id="rId3xhjdhgonqzklnhho9wgj">
+      <w:hyperlink w:history="1" r:id="rIdq_z1tjhgfaqb8j_63cfps">
         <w:r>
           <w:rPr>
             <w:rStyle w:val="Hyperlink"/>
@@ -583,7 +583,7 @@
       <w:r>
         <w:t xml:space="preserve"> — créé — </w:t>
       </w:r>
-      <w:hyperlink w:history="1" r:id="rIdnqfhlcrqknlxhryqunhkx">
+      <w:hyperlink w:history="1" r:id="rIdluuzojiuxakhsy4xu0exj">
         <w:r>
           <w:rPr>
             <w:rStyle w:val="Hyperlink"/>
@@ -612,7 +612,7 @@
       <w:r>
         <w:t xml:space="preserve"> — créé — </w:t>
       </w:r>
-      <w:hyperlink w:history="1" r:id="rIdisflcwvxcc8ifa7xous8m">
+      <w:hyperlink w:history="1" r:id="rId7zumqbz_s7ddngeuem_2f">
         <w:r>
           <w:rPr>
             <w:rStyle w:val="Hyperlink"/>
@@ -649,7 +649,7 @@
       <w:r>
         <w:t xml:space="preserve"> — modifié — </w:t>
       </w:r>
-      <w:hyperlink w:history="1" r:id="rId9qaf2qjfgizitbvklpoji">
+      <w:hyperlink w:history="1" r:id="rIdqhka2emzwmyzouh7mqm9b">
         <w:r>
           <w:rPr>
             <w:rStyle w:val="Hyperlink"/>

--- a/docs/developpement/phases/word/PHASE_04_SERVEUR_DE_TEST_OVH.docx
+++ b/docs/developpement/phases/word/PHASE_04_SERVEUR_DE_TEST_OVH.docx
@@ -20,7 +20,7 @@
       <w:r>
         <w:t xml:space="preserve">FlaiX Expert · dossier de développement · généré le 2026-10-04 depuis le dépôt </w:t>
       </w:r>
-      <w:hyperlink w:history="1" r:id="rIdc15wk6ncw9yfmodsqdpqg">
+      <w:hyperlink w:history="1" r:id="rId1dhoma0ellqquyn8hulv-">
         <w:r>
           <w:rPr>
             <w:rStyle w:val="Hyperlink"/>
@@ -362,7 +362,7 @@
           <w:numId w:val="2"/>
         </w:numPr>
       </w:pPr>
-      <w:hyperlink w:history="1" r:id="rIdr9g5uhbtyce-qbn6efiuv">
+      <w:hyperlink w:history="1" r:id="rId0fdqtxjxujqnkfipsppno">
         <w:r>
           <w:rPr>
             <w:rStyle w:val="Hyperlink"/>
@@ -382,7 +382,7 @@
           <w:numId w:val="2"/>
         </w:numPr>
       </w:pPr>
-      <w:hyperlink w:history="1" r:id="rIdactdzdckocsv9n_kptky8">
+      <w:hyperlink w:history="1" r:id="rIdicyk7oonksphg8sh2tp-a">
         <w:r>
           <w:rPr>
             <w:rStyle w:val="Hyperlink"/>
@@ -430,7 +430,7 @@
       <w:r>
         <w:t xml:space="preserve"> — modifié — </w:t>
       </w:r>
-      <w:hyperlink w:history="1" r:id="rIdy9yhtsps3w1t3crgeeopc">
+      <w:hyperlink w:history="1" r:id="rIdy7l9cuku7ffx3lfw-ewnx">
         <w:r>
           <w:rPr>
             <w:rStyle w:val="Hyperlink"/>
@@ -459,7 +459,7 @@
       <w:r>
         <w:t xml:space="preserve"> — modifié — </w:t>
       </w:r>
-      <w:hyperlink w:history="1" r:id="rIdf9xdq4ti6v6bkp6wd2wnm">
+      <w:hyperlink w:history="1" r:id="rIdkydnofg5mc3xrnijzcbjq">
         <w:r>
           <w:rPr>
             <w:rStyle w:val="Hyperlink"/>
@@ -496,7 +496,7 @@
       <w:r>
         <w:t xml:space="preserve"> — créé — </w:t>
       </w:r>
-      <w:hyperlink w:history="1" r:id="rIdcv3m6kekq6apv1qxiebox">
+      <w:hyperlink w:history="1" r:id="rIdsrpx6jfurgjnaqsnjtesn">
         <w:r>
           <w:rPr>
             <w:rStyle w:val="Hyperlink"/>
@@ -525,7 +525,7 @@
       <w:r>
         <w:t xml:space="preserve"> — créé — </w:t>
       </w:r>
-      <w:hyperlink w:history="1" r:id="rId8dmflilm3bx0nn8a5zwyi">
+      <w:hyperlink w:history="1" r:id="rIdyu9u0zzbbqoceyjrrjgwi">
         <w:r>
           <w:rPr>
             <w:rStyle w:val="Hyperlink"/>
@@ -554,7 +554,7 @@
       <w:r>
         <w:t xml:space="preserve"> — créé — </w:t>
       </w:r>
-      <w:hyperlink w:history="1" r:id="rIdq_z1tjhgfaqb8j_63cfps">
+      <w:hyperlink w:history="1" r:id="rId8n5bvi2u64xffgkb_qen9">
         <w:r>
           <w:rPr>
             <w:rStyle w:val="Hyperlink"/>
@@ -583,7 +583,7 @@
       <w:r>
         <w:t xml:space="preserve"> — créé — </w:t>
       </w:r>
-      <w:hyperlink w:history="1" r:id="rIdluuzojiuxakhsy4xu0exj">
+      <w:hyperlink w:history="1" r:id="rId9sge3wlanydus9gevfxpu">
         <w:r>
           <w:rPr>
             <w:rStyle w:val="Hyperlink"/>
@@ -612,7 +612,7 @@
       <w:r>
         <w:t xml:space="preserve"> — créé — </w:t>
       </w:r>
-      <w:hyperlink w:history="1" r:id="rId7zumqbz_s7ddngeuem_2f">
+      <w:hyperlink w:history="1" r:id="rIdpjeydsjsyjygr2123goxp">
         <w:r>
           <w:rPr>
             <w:rStyle w:val="Hyperlink"/>
@@ -649,7 +649,7 @@
       <w:r>
         <w:t xml:space="preserve"> — modifié — </w:t>
       </w:r>
-      <w:hyperlink w:history="1" r:id="rIdqhka2emzwmyzouh7mqm9b">
+      <w:hyperlink w:history="1" r:id="rIdloh9xi-3klomw0ny_o2ty">
         <w:r>
           <w:rPr>
             <w:rStyle w:val="Hyperlink"/>

--- a/docs/developpement/phases/word/PHASE_04_SERVEUR_DE_TEST_OVH.docx
+++ b/docs/developpement/phases/word/PHASE_04_SERVEUR_DE_TEST_OVH.docx
@@ -20,7 +20,7 @@
       <w:r>
         <w:t xml:space="preserve">FlaiX Expert · dossier de développement · généré le 2026-10-04 depuis le dépôt </w:t>
       </w:r>
-      <w:hyperlink w:history="1" r:id="rId1dhoma0ellqquyn8hulv-">
+      <w:hyperlink w:history="1" r:id="rIdmzheing0kmwgqsfywoo3r">
         <w:r>
           <w:rPr>
             <w:rStyle w:val="Hyperlink"/>
@@ -362,7 +362,7 @@
           <w:numId w:val="2"/>
         </w:numPr>
       </w:pPr>
-      <w:hyperlink w:history="1" r:id="rId0fdqtxjxujqnkfipsppno">
+      <w:hyperlink w:history="1" r:id="rIdqnrrnxwtlglyeuf0f2a9o">
         <w:r>
           <w:rPr>
             <w:rStyle w:val="Hyperlink"/>
@@ -382,7 +382,7 @@
           <w:numId w:val="2"/>
         </w:numPr>
       </w:pPr>
-      <w:hyperlink w:history="1" r:id="rIdicyk7oonksphg8sh2tp-a">
+      <w:hyperlink w:history="1" r:id="rIdj6wqfqbcmemsen0qfgztd">
         <w:r>
           <w:rPr>
             <w:rStyle w:val="Hyperlink"/>
@@ -430,7 +430,7 @@
       <w:r>
         <w:t xml:space="preserve"> — modifié — </w:t>
       </w:r>
-      <w:hyperlink w:history="1" r:id="rIdy7l9cuku7ffx3lfw-ewnx">
+      <w:hyperlink w:history="1" r:id="rIdbcnpc0mpo36gsltumzelr">
         <w:r>
           <w:rPr>
             <w:rStyle w:val="Hyperlink"/>
@@ -459,7 +459,7 @@
       <w:r>
         <w:t xml:space="preserve"> — modifié — </w:t>
       </w:r>
-      <w:hyperlink w:history="1" r:id="rIdkydnofg5mc3xrnijzcbjq">
+      <w:hyperlink w:history="1" r:id="rIdezkj1_4wx_zk7exsyznv9">
         <w:r>
           <w:rPr>
             <w:rStyle w:val="Hyperlink"/>
@@ -496,7 +496,7 @@
       <w:r>
         <w:t xml:space="preserve"> — créé — </w:t>
       </w:r>
-      <w:hyperlink w:history="1" r:id="rIdsrpx6jfurgjnaqsnjtesn">
+      <w:hyperlink w:history="1" r:id="rId0k0m_eongcsqav5fmuvjd">
         <w:r>
           <w:rPr>
             <w:rStyle w:val="Hyperlink"/>
@@ -525,7 +525,7 @@
       <w:r>
         <w:t xml:space="preserve"> — créé — </w:t>
       </w:r>
-      <w:hyperlink w:history="1" r:id="rIdyu9u0zzbbqoceyjrrjgwi">
+      <w:hyperlink w:history="1" r:id="rIdhpus1xvjzcwyz3nmwj5pr">
         <w:r>
           <w:rPr>
             <w:rStyle w:val="Hyperlink"/>
@@ -554,7 +554,7 @@
       <w:r>
         <w:t xml:space="preserve"> — créé — </w:t>
       </w:r>
-      <w:hyperlink w:history="1" r:id="rId8n5bvi2u64xffgkb_qen9">
+      <w:hyperlink w:history="1" r:id="rId_ludptlim_s4_kfd4s2dm">
         <w:r>
           <w:rPr>
             <w:rStyle w:val="Hyperlink"/>
@@ -583,7 +583,7 @@
       <w:r>
         <w:t xml:space="preserve"> — créé — </w:t>
       </w:r>
-      <w:hyperlink w:history="1" r:id="rId9sge3wlanydus9gevfxpu">
+      <w:hyperlink w:history="1" r:id="rId780zjp9ft7irbxcrgrm_8">
         <w:r>
           <w:rPr>
             <w:rStyle w:val="Hyperlink"/>
@@ -612,7 +612,7 @@
       <w:r>
         <w:t xml:space="preserve"> — créé — </w:t>
       </w:r>
-      <w:hyperlink w:history="1" r:id="rIdpjeydsjsyjygr2123goxp">
+      <w:hyperlink w:history="1" r:id="rIdbx5l2t3zmqomhfmwyfkgz">
         <w:r>
           <w:rPr>
             <w:rStyle w:val="Hyperlink"/>
@@ -649,7 +649,7 @@
       <w:r>
         <w:t xml:space="preserve"> — modifié — </w:t>
       </w:r>
-      <w:hyperlink w:history="1" r:id="rIdloh9xi-3klomw0ny_o2ty">
+      <w:hyperlink w:history="1" r:id="rIdjhgfy8p8gh3xjy0k1uoq9">
         <w:r>
           <w:rPr>
             <w:rStyle w:val="Hyperlink"/>

--- a/docs/developpement/phases/word/PHASE_04_SERVEUR_DE_TEST_OVH.docx
+++ b/docs/developpement/phases/word/PHASE_04_SERVEUR_DE_TEST_OVH.docx
@@ -18,9 +18,9 @@
         <w:shd w:fill="F6F3FF" w:color="auto" w:val="clear"/>
       </w:pPr>
       <w:r>
-        <w:t xml:space="preserve">FlaiX Expert · dossier de développement · généré le 2026-10-04 depuis le dépôt </w:t>
-      </w:r>
-      <w:hyperlink w:history="1" r:id="rIdmzheing0kmwgqsfywoo3r">
+        <w:t xml:space="preserve">FlaiX Expert · dossier de développement · généré le 2026-10-19 depuis le dépôt </w:t>
+      </w:r>
+      <w:hyperlink w:history="1" r:id="rIdtmep47qjpuv-62fgicdz8">
         <w:r>
           <w:rPr>
             <w:rStyle w:val="Hyperlink"/>
@@ -362,7 +362,7 @@
           <w:numId w:val="2"/>
         </w:numPr>
       </w:pPr>
-      <w:hyperlink w:history="1" r:id="rIdqnrrnxwtlglyeuf0f2a9o">
+      <w:hyperlink w:history="1" r:id="rIdrgm99r4dzg-6vqwh_zbri">
         <w:r>
           <w:rPr>
             <w:rStyle w:val="Hyperlink"/>
@@ -382,7 +382,7 @@
           <w:numId w:val="2"/>
         </w:numPr>
       </w:pPr>
-      <w:hyperlink w:history="1" r:id="rIdj6wqfqbcmemsen0qfgztd">
+      <w:hyperlink w:history="1" r:id="rIdlacvz7np5by5kx1ne8v48">
         <w:r>
           <w:rPr>
             <w:rStyle w:val="Hyperlink"/>
@@ -430,7 +430,7 @@
       <w:r>
         <w:t xml:space="preserve"> — modifié — </w:t>
       </w:r>
-      <w:hyperlink w:history="1" r:id="rIdbcnpc0mpo36gsltumzelr">
+      <w:hyperlink w:history="1" r:id="rIdttnbwoddcnmmsixaqxsnr">
         <w:r>
           <w:rPr>
             <w:rStyle w:val="Hyperlink"/>
@@ -459,7 +459,7 @@
       <w:r>
         <w:t xml:space="preserve"> — modifié — </w:t>
       </w:r>
-      <w:hyperlink w:history="1" r:id="rIdezkj1_4wx_zk7exsyznv9">
+      <w:hyperlink w:history="1" r:id="rIdbck6wulso6q7y7cphycpe">
         <w:r>
           <w:rPr>
             <w:rStyle w:val="Hyperlink"/>
@@ -496,7 +496,7 @@
       <w:r>
         <w:t xml:space="preserve"> — créé — </w:t>
       </w:r>
-      <w:hyperlink w:history="1" r:id="rId0k0m_eongcsqav5fmuvjd">
+      <w:hyperlink w:history="1" r:id="rIdmaqvt4uksrwdo9ogafdfg">
         <w:r>
           <w:rPr>
             <w:rStyle w:val="Hyperlink"/>
@@ -525,7 +525,7 @@
       <w:r>
         <w:t xml:space="preserve"> — créé — </w:t>
       </w:r>
-      <w:hyperlink w:history="1" r:id="rIdhpus1xvjzcwyz3nmwj5pr">
+      <w:hyperlink w:history="1" r:id="rId_xwde4f-7lcefv7ct6y7x">
         <w:r>
           <w:rPr>
             <w:rStyle w:val="Hyperlink"/>
@@ -554,7 +554,7 @@
       <w:r>
         <w:t xml:space="preserve"> — créé — </w:t>
       </w:r>
-      <w:hyperlink w:history="1" r:id="rId_ludptlim_s4_kfd4s2dm">
+      <w:hyperlink w:history="1" r:id="rIdvbqhdbnck2r3ceperah21">
         <w:r>
           <w:rPr>
             <w:rStyle w:val="Hyperlink"/>
@@ -583,7 +583,7 @@
       <w:r>
         <w:t xml:space="preserve"> — créé — </w:t>
       </w:r>
-      <w:hyperlink w:history="1" r:id="rId780zjp9ft7irbxcrgrm_8">
+      <w:hyperlink w:history="1" r:id="rId_h5id-hbfrqaqiklykvye">
         <w:r>
           <w:rPr>
             <w:rStyle w:val="Hyperlink"/>
@@ -612,7 +612,7 @@
       <w:r>
         <w:t xml:space="preserve"> — créé — </w:t>
       </w:r>
-      <w:hyperlink w:history="1" r:id="rIdbx5l2t3zmqomhfmwyfkgz">
+      <w:hyperlink w:history="1" r:id="rIdiicg6q7pib2br3isiqfez">
         <w:r>
           <w:rPr>
             <w:rStyle w:val="Hyperlink"/>
@@ -649,7 +649,7 @@
       <w:r>
         <w:t xml:space="preserve"> — modifié — </w:t>
       </w:r>
-      <w:hyperlink w:history="1" r:id="rIdjhgfy8p8gh3xjy0k1uoq9">
+      <w:hyperlink w:history="1" r:id="rIdtrm_axbt2npfuuifir_6m">
         <w:r>
           <w:rPr>
             <w:rStyle w:val="Hyperlink"/>

--- a/docs/developpement/phases/word/PHASE_04_SERVEUR_DE_TEST_OVH.docx
+++ b/docs/developpement/phases/word/PHASE_04_SERVEUR_DE_TEST_OVH.docx
@@ -20,7 +20,7 @@
       <w:r>
         <w:t xml:space="preserve">FlaiX Expert · dossier de développement · généré le 2026-10-19 depuis le dépôt </w:t>
       </w:r>
-      <w:hyperlink w:history="1" r:id="rIdtmep47qjpuv-62fgicdz8">
+      <w:hyperlink w:history="1" r:id="rId3fwoxeklxscetnjma2lky">
         <w:r>
           <w:rPr>
             <w:rStyle w:val="Hyperlink"/>
@@ -362,7 +362,7 @@
           <w:numId w:val="2"/>
         </w:numPr>
       </w:pPr>
-      <w:hyperlink w:history="1" r:id="rIdrgm99r4dzg-6vqwh_zbri">
+      <w:hyperlink w:history="1" r:id="rIdbb0a3oehnsvxpddjhjiut">
         <w:r>
           <w:rPr>
             <w:rStyle w:val="Hyperlink"/>
@@ -382,7 +382,7 @@
           <w:numId w:val="2"/>
         </w:numPr>
       </w:pPr>
-      <w:hyperlink w:history="1" r:id="rIdlacvz7np5by5kx1ne8v48">
+      <w:hyperlink w:history="1" r:id="rIdttnvffnos3ky6opqmz0zc">
         <w:r>
           <w:rPr>
             <w:rStyle w:val="Hyperlink"/>
@@ -430,7 +430,7 @@
       <w:r>
         <w:t xml:space="preserve"> — modifié — </w:t>
       </w:r>
-      <w:hyperlink w:history="1" r:id="rIdttnbwoddcnmmsixaqxsnr">
+      <w:hyperlink w:history="1" r:id="rIddqm07jie2efxj6mh90a2d">
         <w:r>
           <w:rPr>
             <w:rStyle w:val="Hyperlink"/>
@@ -459,7 +459,7 @@
       <w:r>
         <w:t xml:space="preserve"> — modifié — </w:t>
       </w:r>
-      <w:hyperlink w:history="1" r:id="rIdbck6wulso6q7y7cphycpe">
+      <w:hyperlink w:history="1" r:id="rIdwjhuu00mw7lmwf03frre6">
         <w:r>
           <w:rPr>
             <w:rStyle w:val="Hyperlink"/>
@@ -496,7 +496,7 @@
       <w:r>
         <w:t xml:space="preserve"> — créé — </w:t>
       </w:r>
-      <w:hyperlink w:history="1" r:id="rIdmaqvt4uksrwdo9ogafdfg">
+      <w:hyperlink w:history="1" r:id="rId8gxgfzvhdjdbjrcecvaq_">
         <w:r>
           <w:rPr>
             <w:rStyle w:val="Hyperlink"/>
@@ -525,7 +525,7 @@
       <w:r>
         <w:t xml:space="preserve"> — créé — </w:t>
       </w:r>
-      <w:hyperlink w:history="1" r:id="rId_xwde4f-7lcefv7ct6y7x">
+      <w:hyperlink w:history="1" r:id="rIdujt0mghrqos4cyrkhxqxv">
         <w:r>
           <w:rPr>
             <w:rStyle w:val="Hyperlink"/>
@@ -554,7 +554,7 @@
       <w:r>
         <w:t xml:space="preserve"> — créé — </w:t>
       </w:r>
-      <w:hyperlink w:history="1" r:id="rIdvbqhdbnck2r3ceperah21">
+      <w:hyperlink w:history="1" r:id="rIdzrj2dzknz0m7ufkzuildb">
         <w:r>
           <w:rPr>
             <w:rStyle w:val="Hyperlink"/>
@@ -583,7 +583,7 @@
       <w:r>
         <w:t xml:space="preserve"> — créé — </w:t>
       </w:r>
-      <w:hyperlink w:history="1" r:id="rId_h5id-hbfrqaqiklykvye">
+      <w:hyperlink w:history="1" r:id="rIdvnntvump6js9cjilixs1s">
         <w:r>
           <w:rPr>
             <w:rStyle w:val="Hyperlink"/>
@@ -612,7 +612,7 @@
       <w:r>
         <w:t xml:space="preserve"> — créé — </w:t>
       </w:r>
-      <w:hyperlink w:history="1" r:id="rIdiicg6q7pib2br3isiqfez">
+      <w:hyperlink w:history="1" r:id="rIdbryffrmniowq4ehvlal1_">
         <w:r>
           <w:rPr>
             <w:rStyle w:val="Hyperlink"/>
@@ -649,7 +649,7 @@
       <w:r>
         <w:t xml:space="preserve"> — modifié — </w:t>
       </w:r>
-      <w:hyperlink w:history="1" r:id="rIdtrm_axbt2npfuuifir_6m">
+      <w:hyperlink w:history="1" r:id="rIdiyjtrssaql5rxrgwu2xln">
         <w:r>
           <w:rPr>
             <w:rStyle w:val="Hyperlink"/>

--- a/docs/developpement/phases/word/PHASE_04_SERVEUR_DE_TEST_OVH.docx
+++ b/docs/developpement/phases/word/PHASE_04_SERVEUR_DE_TEST_OVH.docx
@@ -20,7 +20,7 @@
       <w:r>
         <w:t xml:space="preserve">FlaiX Expert · dossier de développement · généré le 2026-10-19 depuis le dépôt </w:t>
       </w:r>
-      <w:hyperlink w:history="1" r:id="rId3fwoxeklxscetnjma2lky">
+      <w:hyperlink w:history="1" r:id="rId9mtectf1viccnts31rqdg">
         <w:r>
           <w:rPr>
             <w:rStyle w:val="Hyperlink"/>
@@ -362,7 +362,7 @@
           <w:numId w:val="2"/>
         </w:numPr>
       </w:pPr>
-      <w:hyperlink w:history="1" r:id="rIdbb0a3oehnsvxpddjhjiut">
+      <w:hyperlink w:history="1" r:id="rIdrckt2xp8kfowtk6_ra-mt">
         <w:r>
           <w:rPr>
             <w:rStyle w:val="Hyperlink"/>
@@ -382,7 +382,7 @@
           <w:numId w:val="2"/>
         </w:numPr>
       </w:pPr>
-      <w:hyperlink w:history="1" r:id="rIdttnvffnos3ky6opqmz0zc">
+      <w:hyperlink w:history="1" r:id="rIdjq49t1sx3_xzjl1ecgp_f">
         <w:r>
           <w:rPr>
             <w:rStyle w:val="Hyperlink"/>
@@ -430,7 +430,7 @@
       <w:r>
         <w:t xml:space="preserve"> — modifié — </w:t>
       </w:r>
-      <w:hyperlink w:history="1" r:id="rIddqm07jie2efxj6mh90a2d">
+      <w:hyperlink w:history="1" r:id="rId-ktqrmw5-tpts0mopohnt">
         <w:r>
           <w:rPr>
             <w:rStyle w:val="Hyperlink"/>
@@ -459,7 +459,7 @@
       <w:r>
         <w:t xml:space="preserve"> — modifié — </w:t>
       </w:r>
-      <w:hyperlink w:history="1" r:id="rIdwjhuu00mw7lmwf03frre6">
+      <w:hyperlink w:history="1" r:id="rIdsvssqh8uschud_9r9mi_i">
         <w:r>
           <w:rPr>
             <w:rStyle w:val="Hyperlink"/>
@@ -496,7 +496,7 @@
       <w:r>
         <w:t xml:space="preserve"> — créé — </w:t>
       </w:r>
-      <w:hyperlink w:history="1" r:id="rId8gxgfzvhdjdbjrcecvaq_">
+      <w:hyperlink w:history="1" r:id="rIdigpl_evqkzpdzrqslafyy">
         <w:r>
           <w:rPr>
             <w:rStyle w:val="Hyperlink"/>
@@ -525,7 +525,7 @@
       <w:r>
         <w:t xml:space="preserve"> — créé — </w:t>
       </w:r>
-      <w:hyperlink w:history="1" r:id="rIdujt0mghrqos4cyrkhxqxv">
+      <w:hyperlink w:history="1" r:id="rIdbdvlwtzof6aedcjq5q8de">
         <w:r>
           <w:rPr>
             <w:rStyle w:val="Hyperlink"/>
@@ -554,7 +554,7 @@
       <w:r>
         <w:t xml:space="preserve"> — créé — </w:t>
       </w:r>
-      <w:hyperlink w:history="1" r:id="rIdzrj2dzknz0m7ufkzuildb">
+      <w:hyperlink w:history="1" r:id="rIdxpgtylrlone5lbxmtoibp">
         <w:r>
           <w:rPr>
             <w:rStyle w:val="Hyperlink"/>
@@ -583,7 +583,7 @@
       <w:r>
         <w:t xml:space="preserve"> — créé — </w:t>
       </w:r>
-      <w:hyperlink w:history="1" r:id="rIdvnntvump6js9cjilixs1s">
+      <w:hyperlink w:history="1" r:id="rIdkcz4bngolphfbgxysva1c">
         <w:r>
           <w:rPr>
             <w:rStyle w:val="Hyperlink"/>
@@ -612,7 +612,7 @@
       <w:r>
         <w:t xml:space="preserve"> — créé — </w:t>
       </w:r>
-      <w:hyperlink w:history="1" r:id="rIdbryffrmniowq4ehvlal1_">
+      <w:hyperlink w:history="1" r:id="rIdbf1i_ozh8hpibqrvoy9f3">
         <w:r>
           <w:rPr>
             <w:rStyle w:val="Hyperlink"/>
@@ -649,7 +649,7 @@
       <w:r>
         <w:t xml:space="preserve"> — modifié — </w:t>
       </w:r>
-      <w:hyperlink w:history="1" r:id="rIdiyjtrssaql5rxrgwu2xln">
+      <w:hyperlink w:history="1" r:id="rIdchm3hppwf718v53afdgeb">
         <w:r>
           <w:rPr>
             <w:rStyle w:val="Hyperlink"/>

--- a/docs/developpement/phases/word/PHASE_04_SERVEUR_DE_TEST_OVH.docx
+++ b/docs/developpement/phases/word/PHASE_04_SERVEUR_DE_TEST_OVH.docx
@@ -20,7 +20,7 @@
       <w:r>
         <w:t xml:space="preserve">FlaiX Expert · dossier de développement · généré le 2026-10-19 depuis le dépôt </w:t>
       </w:r>
-      <w:hyperlink w:history="1" r:id="rId9mtectf1viccnts31rqdg">
+      <w:hyperlink w:history="1" r:id="rId8je7tsmtnv2wpylksw26i">
         <w:r>
           <w:rPr>
             <w:rStyle w:val="Hyperlink"/>
@@ -362,7 +362,7 @@
           <w:numId w:val="2"/>
         </w:numPr>
       </w:pPr>
-      <w:hyperlink w:history="1" r:id="rIdrckt2xp8kfowtk6_ra-mt">
+      <w:hyperlink w:history="1" r:id="rIdkkcvgcqxadruydqhtogql">
         <w:r>
           <w:rPr>
             <w:rStyle w:val="Hyperlink"/>
@@ -382,7 +382,7 @@
           <w:numId w:val="2"/>
         </w:numPr>
       </w:pPr>
-      <w:hyperlink w:history="1" r:id="rIdjq49t1sx3_xzjl1ecgp_f">
+      <w:hyperlink w:history="1" r:id="rIdto7mrky0y7sew9jzg7jxn">
         <w:r>
           <w:rPr>
             <w:rStyle w:val="Hyperlink"/>
@@ -430,7 +430,7 @@
       <w:r>
         <w:t xml:space="preserve"> — modifié — </w:t>
       </w:r>
-      <w:hyperlink w:history="1" r:id="rId-ktqrmw5-tpts0mopohnt">
+      <w:hyperlink w:history="1" r:id="rId6dxk9uuhsc5zbr7agnuys">
         <w:r>
           <w:rPr>
             <w:rStyle w:val="Hyperlink"/>
@@ -459,7 +459,7 @@
       <w:r>
         <w:t xml:space="preserve"> — modifié — </w:t>
       </w:r>
-      <w:hyperlink w:history="1" r:id="rIdsvssqh8uschud_9r9mi_i">
+      <w:hyperlink w:history="1" r:id="rIdbjeubgv7gfaifuy5woppq">
         <w:r>
           <w:rPr>
             <w:rStyle w:val="Hyperlink"/>
@@ -496,7 +496,7 @@
       <w:r>
         <w:t xml:space="preserve"> — créé — </w:t>
       </w:r>
-      <w:hyperlink w:history="1" r:id="rIdigpl_evqkzpdzrqslafyy">
+      <w:hyperlink w:history="1" r:id="rIdoqlm1rk3ouc414rkclyim">
         <w:r>
           <w:rPr>
             <w:rStyle w:val="Hyperlink"/>
@@ -525,7 +525,7 @@
       <w:r>
         <w:t xml:space="preserve"> — créé — </w:t>
       </w:r>
-      <w:hyperlink w:history="1" r:id="rIdbdvlwtzof6aedcjq5q8de">
+      <w:hyperlink w:history="1" r:id="rIdxh8vwk6-4cssk3xsedbio">
         <w:r>
           <w:rPr>
             <w:rStyle w:val="Hyperlink"/>
@@ -554,7 +554,7 @@
       <w:r>
         <w:t xml:space="preserve"> — créé — </w:t>
       </w:r>
-      <w:hyperlink w:history="1" r:id="rIdxpgtylrlone5lbxmtoibp">
+      <w:hyperlink w:history="1" r:id="rId4c6vz-slgypujhbf2oqnp">
         <w:r>
           <w:rPr>
             <w:rStyle w:val="Hyperlink"/>
@@ -583,7 +583,7 @@
       <w:r>
         <w:t xml:space="preserve"> — créé — </w:t>
       </w:r>
-      <w:hyperlink w:history="1" r:id="rIdkcz4bngolphfbgxysva1c">
+      <w:hyperlink w:history="1" r:id="rId_hlnnqpnakavm6idfsiui">
         <w:r>
           <w:rPr>
             <w:rStyle w:val="Hyperlink"/>
@@ -612,7 +612,7 @@
       <w:r>
         <w:t xml:space="preserve"> — créé — </w:t>
       </w:r>
-      <w:hyperlink w:history="1" r:id="rIdbf1i_ozh8hpibqrvoy9f3">
+      <w:hyperlink w:history="1" r:id="rIdk--dqbz4tf4pas6s4fbji">
         <w:r>
           <w:rPr>
             <w:rStyle w:val="Hyperlink"/>
@@ -649,7 +649,7 @@
       <w:r>
         <w:t xml:space="preserve"> — modifié — </w:t>
       </w:r>
-      <w:hyperlink w:history="1" r:id="rIdchm3hppwf718v53afdgeb">
+      <w:hyperlink w:history="1" r:id="rIda9xmpvqzuywrhpalxaylp">
         <w:r>
           <w:rPr>
             <w:rStyle w:val="Hyperlink"/>

--- a/docs/developpement/phases/word/PHASE_04_SERVEUR_DE_TEST_OVH.docx
+++ b/docs/developpement/phases/word/PHASE_04_SERVEUR_DE_TEST_OVH.docx
@@ -20,7 +20,7 @@
       <w:r>
         <w:t xml:space="preserve">FlaiX Expert · dossier de développement · généré le 2026-10-19 depuis le dépôt </w:t>
       </w:r>
-      <w:hyperlink w:history="1" r:id="rId8je7tsmtnv2wpylksw26i">
+      <w:hyperlink w:history="1" r:id="rIduvitje3dww2xthwyoxajc">
         <w:r>
           <w:rPr>
             <w:rStyle w:val="Hyperlink"/>
@@ -362,7 +362,7 @@
           <w:numId w:val="2"/>
         </w:numPr>
       </w:pPr>
-      <w:hyperlink w:history="1" r:id="rIdkkcvgcqxadruydqhtogql">
+      <w:hyperlink w:history="1" r:id="rIdyu1nyynbmay-glxlw9qei">
         <w:r>
           <w:rPr>
             <w:rStyle w:val="Hyperlink"/>
@@ -382,7 +382,7 @@
           <w:numId w:val="2"/>
         </w:numPr>
       </w:pPr>
-      <w:hyperlink w:history="1" r:id="rIdto7mrky0y7sew9jzg7jxn">
+      <w:hyperlink w:history="1" r:id="rId7c8uraymhaxotvuinq7mt">
         <w:r>
           <w:rPr>
             <w:rStyle w:val="Hyperlink"/>
@@ -430,7 +430,7 @@
       <w:r>
         <w:t xml:space="preserve"> — modifié — </w:t>
       </w:r>
-      <w:hyperlink w:history="1" r:id="rId6dxk9uuhsc5zbr7agnuys">
+      <w:hyperlink w:history="1" r:id="rIdmbw6u6uk8mebmp0fzbd86">
         <w:r>
           <w:rPr>
             <w:rStyle w:val="Hyperlink"/>
@@ -459,7 +459,7 @@
       <w:r>
         <w:t xml:space="preserve"> — modifié — </w:t>
       </w:r>
-      <w:hyperlink w:history="1" r:id="rIdbjeubgv7gfaifuy5woppq">
+      <w:hyperlink w:history="1" r:id="rIdfimhv6z8gaq-2cvi7w5xd">
         <w:r>
           <w:rPr>
             <w:rStyle w:val="Hyperlink"/>
@@ -496,7 +496,7 @@
       <w:r>
         <w:t xml:space="preserve"> — créé — </w:t>
       </w:r>
-      <w:hyperlink w:history="1" r:id="rIdoqlm1rk3ouc414rkclyim">
+      <w:hyperlink w:history="1" r:id="rIdhmmijwxzracoznr8e0iyl">
         <w:r>
           <w:rPr>
             <w:rStyle w:val="Hyperlink"/>
@@ -525,7 +525,7 @@
       <w:r>
         <w:t xml:space="preserve"> — créé — </w:t>
       </w:r>
-      <w:hyperlink w:history="1" r:id="rIdxh8vwk6-4cssk3xsedbio">
+      <w:hyperlink w:history="1" r:id="rIdqjxnsws7h9jqqrseca3um">
         <w:r>
           <w:rPr>
             <w:rStyle w:val="Hyperlink"/>
@@ -554,7 +554,7 @@
       <w:r>
         <w:t xml:space="preserve"> — créé — </w:t>
       </w:r>
-      <w:hyperlink w:history="1" r:id="rId4c6vz-slgypujhbf2oqnp">
+      <w:hyperlink w:history="1" r:id="rIdjfl3mzspkzbnfokjb8d4p">
         <w:r>
           <w:rPr>
             <w:rStyle w:val="Hyperlink"/>
@@ -583,7 +583,7 @@
       <w:r>
         <w:t xml:space="preserve"> — créé — </w:t>
       </w:r>
-      <w:hyperlink w:history="1" r:id="rId_hlnnqpnakavm6idfsiui">
+      <w:hyperlink w:history="1" r:id="rIdqnsa3triagtunwueg--hj">
         <w:r>
           <w:rPr>
             <w:rStyle w:val="Hyperlink"/>
@@ -612,7 +612,7 @@
       <w:r>
         <w:t xml:space="preserve"> — créé — </w:t>
       </w:r>
-      <w:hyperlink w:history="1" r:id="rIdk--dqbz4tf4pas6s4fbji">
+      <w:hyperlink w:history="1" r:id="rIdh5lwxswbdvelupwdekvub">
         <w:r>
           <w:rPr>
             <w:rStyle w:val="Hyperlink"/>
@@ -649,7 +649,7 @@
       <w:r>
         <w:t xml:space="preserve"> — modifié — </w:t>
       </w:r>
-      <w:hyperlink w:history="1" r:id="rIda9xmpvqzuywrhpalxaylp">
+      <w:hyperlink w:history="1" r:id="rIdgo5dy_vhapvnjro8ys23a">
         <w:r>
           <w:rPr>
             <w:rStyle w:val="Hyperlink"/>

--- a/docs/developpement/phases/word/PHASE_04_SERVEUR_DE_TEST_OVH.docx
+++ b/docs/developpement/phases/word/PHASE_04_SERVEUR_DE_TEST_OVH.docx
@@ -18,9 +18,9 @@
         <w:shd w:fill="F6F3FF" w:color="auto" w:val="clear"/>
       </w:pPr>
       <w:r>
-        <w:t xml:space="preserve">FlaiX Expert · dossier de développement · généré le 2026-10-19 depuis le dépôt </w:t>
-      </w:r>
-      <w:hyperlink w:history="1" r:id="rIduvitje3dww2xthwyoxajc">
+        <w:t xml:space="preserve">FlaiX Expert · dossier de développement · généré le 2026-10-21 depuis le dépôt </w:t>
+      </w:r>
+      <w:hyperlink w:history="1" r:id="rId2l0un-hgnrhbihrzlp6gr">
         <w:r>
           <w:rPr>
             <w:rStyle w:val="Hyperlink"/>
@@ -362,7 +362,7 @@
           <w:numId w:val="2"/>
         </w:numPr>
       </w:pPr>
-      <w:hyperlink w:history="1" r:id="rIdyu1nyynbmay-glxlw9qei">
+      <w:hyperlink w:history="1" r:id="rIdvaawkiyrvmm9v2xhhq-cv">
         <w:r>
           <w:rPr>
             <w:rStyle w:val="Hyperlink"/>
@@ -382,7 +382,7 @@
           <w:numId w:val="2"/>
         </w:numPr>
       </w:pPr>
-      <w:hyperlink w:history="1" r:id="rId7c8uraymhaxotvuinq7mt">
+      <w:hyperlink w:history="1" r:id="rIdm2ii2rhqaxmso6m_xezqr">
         <w:r>
           <w:rPr>
             <w:rStyle w:val="Hyperlink"/>
@@ -430,7 +430,7 @@
       <w:r>
         <w:t xml:space="preserve"> — modifié — </w:t>
       </w:r>
-      <w:hyperlink w:history="1" r:id="rIdmbw6u6uk8mebmp0fzbd86">
+      <w:hyperlink w:history="1" r:id="rIdkll3gnhwtkuuunmu5jdu3">
         <w:r>
           <w:rPr>
             <w:rStyle w:val="Hyperlink"/>
@@ -459,7 +459,7 @@
       <w:r>
         <w:t xml:space="preserve"> — modifié — </w:t>
       </w:r>
-      <w:hyperlink w:history="1" r:id="rIdfimhv6z8gaq-2cvi7w5xd">
+      <w:hyperlink w:history="1" r:id="rIdhre2d6c8zjfyimiwdnbk0">
         <w:r>
           <w:rPr>
             <w:rStyle w:val="Hyperlink"/>
@@ -496,7 +496,7 @@
       <w:r>
         <w:t xml:space="preserve"> — créé — </w:t>
       </w:r>
-      <w:hyperlink w:history="1" r:id="rIdhmmijwxzracoznr8e0iyl">
+      <w:hyperlink w:history="1" r:id="rIdenxtpd7akw83qegl6tx1f">
         <w:r>
           <w:rPr>
             <w:rStyle w:val="Hyperlink"/>
@@ -525,7 +525,7 @@
       <w:r>
         <w:t xml:space="preserve"> — créé — </w:t>
       </w:r>
-      <w:hyperlink w:history="1" r:id="rIdqjxnsws7h9jqqrseca3um">
+      <w:hyperlink w:history="1" r:id="rIdh2n5kfnovdtk6pdqzgf5g">
         <w:r>
           <w:rPr>
             <w:rStyle w:val="Hyperlink"/>
@@ -554,7 +554,7 @@
       <w:r>
         <w:t xml:space="preserve"> — créé — </w:t>
       </w:r>
-      <w:hyperlink w:history="1" r:id="rIdjfl3mzspkzbnfokjb8d4p">
+      <w:hyperlink w:history="1" r:id="rIdvpnlx9ujqcwq6xkauskcv">
         <w:r>
           <w:rPr>
             <w:rStyle w:val="Hyperlink"/>
@@ -583,7 +583,7 @@
       <w:r>
         <w:t xml:space="preserve"> — créé — </w:t>
       </w:r>
-      <w:hyperlink w:history="1" r:id="rIdqnsa3triagtunwueg--hj">
+      <w:hyperlink w:history="1" r:id="rIdphbgvqdglkk4657blz3db">
         <w:r>
           <w:rPr>
             <w:rStyle w:val="Hyperlink"/>
@@ -612,7 +612,7 @@
       <w:r>
         <w:t xml:space="preserve"> — créé — </w:t>
       </w:r>
-      <w:hyperlink w:history="1" r:id="rIdh5lwxswbdvelupwdekvub">
+      <w:hyperlink w:history="1" r:id="rIdchigsx-ttwnyj9erojnfl">
         <w:r>
           <w:rPr>
             <w:rStyle w:val="Hyperlink"/>
@@ -649,7 +649,7 @@
       <w:r>
         <w:t xml:space="preserve"> — modifié — </w:t>
       </w:r>
-      <w:hyperlink w:history="1" r:id="rIdgo5dy_vhapvnjro8ys23a">
+      <w:hyperlink w:history="1" r:id="rIde9c2nyvbsmhcwr2gnovf0">
         <w:r>
           <w:rPr>
             <w:rStyle w:val="Hyperlink"/>

--- a/docs/developpement/phases/word/PHASE_04_SERVEUR_DE_TEST_OVH.docx
+++ b/docs/developpement/phases/word/PHASE_04_SERVEUR_DE_TEST_OVH.docx
@@ -20,7 +20,7 @@
       <w:r>
         <w:t xml:space="preserve">FlaiX Expert · dossier de développement · généré le 2026-10-21 depuis le dépôt </w:t>
       </w:r>
-      <w:hyperlink w:history="1" r:id="rId2l0un-hgnrhbihrzlp6gr">
+      <w:hyperlink w:history="1" r:id="rIdcdooyyyltb0fns1n3swba">
         <w:r>
           <w:rPr>
             <w:rStyle w:val="Hyperlink"/>
@@ -362,7 +362,7 @@
           <w:numId w:val="2"/>
         </w:numPr>
       </w:pPr>
-      <w:hyperlink w:history="1" r:id="rIdvaawkiyrvmm9v2xhhq-cv">
+      <w:hyperlink w:history="1" r:id="rIdjvcya3l7bylkxrbk09cdd">
         <w:r>
           <w:rPr>
             <w:rStyle w:val="Hyperlink"/>
@@ -382,7 +382,7 @@
           <w:numId w:val="2"/>
         </w:numPr>
       </w:pPr>
-      <w:hyperlink w:history="1" r:id="rIdm2ii2rhqaxmso6m_xezqr">
+      <w:hyperlink w:history="1" r:id="rIdp-rbxjazpy_-xfoyogii9">
         <w:r>
           <w:rPr>
             <w:rStyle w:val="Hyperlink"/>
@@ -430,7 +430,7 @@
       <w:r>
         <w:t xml:space="preserve"> — modifié — </w:t>
       </w:r>
-      <w:hyperlink w:history="1" r:id="rIdkll3gnhwtkuuunmu5jdu3">
+      <w:hyperlink w:history="1" r:id="rId3l248xbvczu_-xmszmyex">
         <w:r>
           <w:rPr>
             <w:rStyle w:val="Hyperlink"/>
@@ -459,7 +459,7 @@
       <w:r>
         <w:t xml:space="preserve"> — modifié — </w:t>
       </w:r>
-      <w:hyperlink w:history="1" r:id="rIdhre2d6c8zjfyimiwdnbk0">
+      <w:hyperlink w:history="1" r:id="rIdf2nahdng7odhsw56e7fjp">
         <w:r>
           <w:rPr>
             <w:rStyle w:val="Hyperlink"/>
@@ -496,7 +496,7 @@
       <w:r>
         <w:t xml:space="preserve"> — créé — </w:t>
       </w:r>
-      <w:hyperlink w:history="1" r:id="rIdenxtpd7akw83qegl6tx1f">
+      <w:hyperlink w:history="1" r:id="rIdn54vjklo6-xioojdw1sc6">
         <w:r>
           <w:rPr>
             <w:rStyle w:val="Hyperlink"/>
@@ -525,7 +525,7 @@
       <w:r>
         <w:t xml:space="preserve"> — créé — </w:t>
       </w:r>
-      <w:hyperlink w:history="1" r:id="rIdh2n5kfnovdtk6pdqzgf5g">
+      <w:hyperlink w:history="1" r:id="rIdoew0dynkdx1p2nxn37cqq">
         <w:r>
           <w:rPr>
             <w:rStyle w:val="Hyperlink"/>
@@ -554,7 +554,7 @@
       <w:r>
         <w:t xml:space="preserve"> — créé — </w:t>
       </w:r>
-      <w:hyperlink w:history="1" r:id="rIdvpnlx9ujqcwq6xkauskcv">
+      <w:hyperlink w:history="1" r:id="rIddvwkoqe7tbg1cqawwcclv">
         <w:r>
           <w:rPr>
             <w:rStyle w:val="Hyperlink"/>
@@ -583,7 +583,7 @@
       <w:r>
         <w:t xml:space="preserve"> — créé — </w:t>
       </w:r>
-      <w:hyperlink w:history="1" r:id="rIdphbgvqdglkk4657blz3db">
+      <w:hyperlink w:history="1" r:id="rIdlup6phe9denes7qbel4gb">
         <w:r>
           <w:rPr>
             <w:rStyle w:val="Hyperlink"/>
@@ -612,7 +612,7 @@
       <w:r>
         <w:t xml:space="preserve"> — créé — </w:t>
       </w:r>
-      <w:hyperlink w:history="1" r:id="rIdchigsx-ttwnyj9erojnfl">
+      <w:hyperlink w:history="1" r:id="rId4-luekwwmsychkqajhgty">
         <w:r>
           <w:rPr>
             <w:rStyle w:val="Hyperlink"/>
@@ -649,7 +649,7 @@
       <w:r>
         <w:t xml:space="preserve"> — modifié — </w:t>
       </w:r>
-      <w:hyperlink w:history="1" r:id="rIde9c2nyvbsmhcwr2gnovf0">
+      <w:hyperlink w:history="1" r:id="rIdjc5bfm_pydoc0ofkk1-9x">
         <w:r>
           <w:rPr>
             <w:rStyle w:val="Hyperlink"/>

--- a/docs/developpement/phases/word/PHASE_04_SERVEUR_DE_TEST_OVH.docx
+++ b/docs/developpement/phases/word/PHASE_04_SERVEUR_DE_TEST_OVH.docx
@@ -18,9 +18,9 @@
         <w:shd w:fill="F6F3FF" w:color="auto" w:val="clear"/>
       </w:pPr>
       <w:r>
-        <w:t xml:space="preserve">FlaiX Expert · dossier de développement · généré le 2026-10-21 depuis le dépôt </w:t>
-      </w:r>
-      <w:hyperlink w:history="1" r:id="rIdcdooyyyltb0fns1n3swba">
+        <w:t xml:space="preserve">FlaiX Expert · dossier de développement · généré le 2026-10-23 depuis le dépôt </w:t>
+      </w:r>
+      <w:hyperlink w:history="1" r:id="rIdsq61d1qvbe2jymheohcu8">
         <w:r>
           <w:rPr>
             <w:rStyle w:val="Hyperlink"/>
@@ -362,7 +362,7 @@
           <w:numId w:val="2"/>
         </w:numPr>
       </w:pPr>
-      <w:hyperlink w:history="1" r:id="rIdjvcya3l7bylkxrbk09cdd">
+      <w:hyperlink w:history="1" r:id="rIdpsopbt28wz4ncjv8v49tn">
         <w:r>
           <w:rPr>
             <w:rStyle w:val="Hyperlink"/>
@@ -382,7 +382,7 @@
           <w:numId w:val="2"/>
         </w:numPr>
       </w:pPr>
-      <w:hyperlink w:history="1" r:id="rIdp-rbxjazpy_-xfoyogii9">
+      <w:hyperlink w:history="1" r:id="rId3mycjhid09p2dxsrchlp1">
         <w:r>
           <w:rPr>
             <w:rStyle w:val="Hyperlink"/>
@@ -430,7 +430,7 @@
       <w:r>
         <w:t xml:space="preserve"> — modifié — </w:t>
       </w:r>
-      <w:hyperlink w:history="1" r:id="rId3l248xbvczu_-xmszmyex">
+      <w:hyperlink w:history="1" r:id="rIdegdqpbk0k61yrfygnz-mn">
         <w:r>
           <w:rPr>
             <w:rStyle w:val="Hyperlink"/>
@@ -459,7 +459,7 @@
       <w:r>
         <w:t xml:space="preserve"> — modifié — </w:t>
       </w:r>
-      <w:hyperlink w:history="1" r:id="rIdf2nahdng7odhsw56e7fjp">
+      <w:hyperlink w:history="1" r:id="rIdmj1ej6kehyv-afb0ztzwa">
         <w:r>
           <w:rPr>
             <w:rStyle w:val="Hyperlink"/>
@@ -496,7 +496,7 @@
       <w:r>
         <w:t xml:space="preserve"> — créé — </w:t>
       </w:r>
-      <w:hyperlink w:history="1" r:id="rIdn54vjklo6-xioojdw1sc6">
+      <w:hyperlink w:history="1" r:id="rIdbo0lcx5cuirjnoa6m4loy">
         <w:r>
           <w:rPr>
             <w:rStyle w:val="Hyperlink"/>
@@ -525,7 +525,7 @@
       <w:r>
         <w:t xml:space="preserve"> — créé — </w:t>
       </w:r>
-      <w:hyperlink w:history="1" r:id="rIdoew0dynkdx1p2nxn37cqq">
+      <w:hyperlink w:history="1" r:id="rIdvw4xc6oomhcpj302rzifs">
         <w:r>
           <w:rPr>
             <w:rStyle w:val="Hyperlink"/>
@@ -554,7 +554,7 @@
       <w:r>
         <w:t xml:space="preserve"> — créé — </w:t>
       </w:r>
-      <w:hyperlink w:history="1" r:id="rIddvwkoqe7tbg1cqawwcclv">
+      <w:hyperlink w:history="1" r:id="rIdjmszvtw7nojkdzln1prgc">
         <w:r>
           <w:rPr>
             <w:rStyle w:val="Hyperlink"/>
@@ -583,7 +583,7 @@
       <w:r>
         <w:t xml:space="preserve"> — créé — </w:t>
       </w:r>
-      <w:hyperlink w:history="1" r:id="rIdlup6phe9denes7qbel4gb">
+      <w:hyperlink w:history="1" r:id="rIdfgrafd6etdpmapdxzagqq">
         <w:r>
           <w:rPr>
             <w:rStyle w:val="Hyperlink"/>
@@ -612,7 +612,7 @@
       <w:r>
         <w:t xml:space="preserve"> — créé — </w:t>
       </w:r>
-      <w:hyperlink w:history="1" r:id="rId4-luekwwmsychkqajhgty">
+      <w:hyperlink w:history="1" r:id="rIdzn46htijh2vcpcifpejde">
         <w:r>
           <w:rPr>
             <w:rStyle w:val="Hyperlink"/>
@@ -649,7 +649,7 @@
       <w:r>
         <w:t xml:space="preserve"> — modifié — </w:t>
       </w:r>
-      <w:hyperlink w:history="1" r:id="rIdjc5bfm_pydoc0ofkk1-9x">
+      <w:hyperlink w:history="1" r:id="rIdtxbsbcgobf-dmqobxpwwg">
         <w:r>
           <w:rPr>
             <w:rStyle w:val="Hyperlink"/>

--- a/docs/developpement/phases/word/PHASE_04_SERVEUR_DE_TEST_OVH.docx
+++ b/docs/developpement/phases/word/PHASE_04_SERVEUR_DE_TEST_OVH.docx
@@ -18,9 +18,9 @@
         <w:shd w:fill="F6F3FF" w:color="auto" w:val="clear"/>
       </w:pPr>
       <w:r>
-        <w:t xml:space="preserve">FlaiX Expert · dossier de développement · généré le 2026-10-23 depuis le dépôt </w:t>
-      </w:r>
-      <w:hyperlink w:history="1" r:id="rIdsq61d1qvbe2jymheohcu8">
+        <w:t xml:space="preserve">FlaiX Expert · dossier de développement · généré le 2026-10-24 depuis le dépôt </w:t>
+      </w:r>
+      <w:hyperlink w:history="1" r:id="rIdxtwsxzaxoybui2kylr7wm">
         <w:r>
           <w:rPr>
             <w:rStyle w:val="Hyperlink"/>
@@ -362,7 +362,7 @@
           <w:numId w:val="2"/>
         </w:numPr>
       </w:pPr>
-      <w:hyperlink w:history="1" r:id="rIdpsopbt28wz4ncjv8v49tn">
+      <w:hyperlink w:history="1" r:id="rIdjegvvrfxem_fxo_afo-26">
         <w:r>
           <w:rPr>
             <w:rStyle w:val="Hyperlink"/>
@@ -382,7 +382,7 @@
           <w:numId w:val="2"/>
         </w:numPr>
       </w:pPr>
-      <w:hyperlink w:history="1" r:id="rId3mycjhid09p2dxsrchlp1">
+      <w:hyperlink w:history="1" r:id="rIdzxjv1kwo6qs5ma0i1yn1f">
         <w:r>
           <w:rPr>
             <w:rStyle w:val="Hyperlink"/>
@@ -430,7 +430,7 @@
       <w:r>
         <w:t xml:space="preserve"> — modifié — </w:t>
       </w:r>
-      <w:hyperlink w:history="1" r:id="rIdegdqpbk0k61yrfygnz-mn">
+      <w:hyperlink w:history="1" r:id="rIdhskadgleyo_6ly0trg3l8">
         <w:r>
           <w:rPr>
             <w:rStyle w:val="Hyperlink"/>
@@ -459,7 +459,7 @@
       <w:r>
         <w:t xml:space="preserve"> — modifié — </w:t>
       </w:r>
-      <w:hyperlink w:history="1" r:id="rIdmj1ej6kehyv-afb0ztzwa">
+      <w:hyperlink w:history="1" r:id="rIdfk4aqxei6_mikdhmrmqik">
         <w:r>
           <w:rPr>
             <w:rStyle w:val="Hyperlink"/>
@@ -496,7 +496,7 @@
       <w:r>
         <w:t xml:space="preserve"> — créé — </w:t>
       </w:r>
-      <w:hyperlink w:history="1" r:id="rIdbo0lcx5cuirjnoa6m4loy">
+      <w:hyperlink w:history="1" r:id="rIdrmsyzz2zgicgyy_grstyr">
         <w:r>
           <w:rPr>
             <w:rStyle w:val="Hyperlink"/>
@@ -525,7 +525,7 @@
       <w:r>
         <w:t xml:space="preserve"> — créé — </w:t>
       </w:r>
-      <w:hyperlink w:history="1" r:id="rIdvw4xc6oomhcpj302rzifs">
+      <w:hyperlink w:history="1" r:id="rIdq6phqselqkz88i6kikqd3">
         <w:r>
           <w:rPr>
             <w:rStyle w:val="Hyperlink"/>
@@ -554,7 +554,7 @@
       <w:r>
         <w:t xml:space="preserve"> — créé — </w:t>
       </w:r>
-      <w:hyperlink w:history="1" r:id="rIdjmszvtw7nojkdzln1prgc">
+      <w:hyperlink w:history="1" r:id="rId4eehpmlyv6woh0-aqz9hz">
         <w:r>
           <w:rPr>
             <w:rStyle w:val="Hyperlink"/>
@@ -583,7 +583,7 @@
       <w:r>
         <w:t xml:space="preserve"> — créé — </w:t>
       </w:r>
-      <w:hyperlink w:history="1" r:id="rIdfgrafd6etdpmapdxzagqq">
+      <w:hyperlink w:history="1" r:id="rIdpt6nhdhqnrbhe-3zmyv07">
         <w:r>
           <w:rPr>
             <w:rStyle w:val="Hyperlink"/>
@@ -612,7 +612,7 @@
       <w:r>
         <w:t xml:space="preserve"> — créé — </w:t>
       </w:r>
-      <w:hyperlink w:history="1" r:id="rIdzn46htijh2vcpcifpejde">
+      <w:hyperlink w:history="1" r:id="rIdt24xlxjrekecjv-_j1a9w">
         <w:r>
           <w:rPr>
             <w:rStyle w:val="Hyperlink"/>
@@ -649,7 +649,7 @@
       <w:r>
         <w:t xml:space="preserve"> — modifié — </w:t>
       </w:r>
-      <w:hyperlink w:history="1" r:id="rIdtxbsbcgobf-dmqobxpwwg">
+      <w:hyperlink w:history="1" r:id="rIditjz5fci6wsf9usphumzf">
         <w:r>
           <w:rPr>
             <w:rStyle w:val="Hyperlink"/>

--- a/docs/developpement/phases/word/PHASE_04_SERVEUR_DE_TEST_OVH.docx
+++ b/docs/developpement/phases/word/PHASE_04_SERVEUR_DE_TEST_OVH.docx
@@ -18,9 +18,9 @@
         <w:shd w:fill="F6F3FF" w:color="auto" w:val="clear"/>
       </w:pPr>
       <w:r>
-        <w:t xml:space="preserve">FlaiX Expert · dossier de développement · généré le 2026-10-24 depuis le dépôt </w:t>
-      </w:r>
-      <w:hyperlink w:history="1" r:id="rIdxtwsxzaxoybui2kylr7wm">
+        <w:t xml:space="preserve">FlaiX Expert · dossier de développement · généré le 2026-10-25 depuis le dépôt </w:t>
+      </w:r>
+      <w:hyperlink w:history="1" r:id="rIdmdfpoxkfbv0pww5xaaws5">
         <w:r>
           <w:rPr>
             <w:rStyle w:val="Hyperlink"/>
@@ -362,7 +362,7 @@
           <w:numId w:val="2"/>
         </w:numPr>
       </w:pPr>
-      <w:hyperlink w:history="1" r:id="rIdjegvvrfxem_fxo_afo-26">
+      <w:hyperlink w:history="1" r:id="rIdq4pa9b6wck7qyxph6a0b8">
         <w:r>
           <w:rPr>
             <w:rStyle w:val="Hyperlink"/>
@@ -382,7 +382,7 @@
           <w:numId w:val="2"/>
         </w:numPr>
       </w:pPr>
-      <w:hyperlink w:history="1" r:id="rIdzxjv1kwo6qs5ma0i1yn1f">
+      <w:hyperlink w:history="1" r:id="rIdu9abkxjtp_hrfv85cxltd">
         <w:r>
           <w:rPr>
             <w:rStyle w:val="Hyperlink"/>
@@ -430,7 +430,7 @@
       <w:r>
         <w:t xml:space="preserve"> — modifié — </w:t>
       </w:r>
-      <w:hyperlink w:history="1" r:id="rIdhskadgleyo_6ly0trg3l8">
+      <w:hyperlink w:history="1" r:id="rIdasipwbt7nzbk1nijqlltx">
         <w:r>
           <w:rPr>
             <w:rStyle w:val="Hyperlink"/>
@@ -459,7 +459,7 @@
       <w:r>
         <w:t xml:space="preserve"> — modifié — </w:t>
       </w:r>
-      <w:hyperlink w:history="1" r:id="rIdfk4aqxei6_mikdhmrmqik">
+      <w:hyperlink w:history="1" r:id="rIdg4ugqj6quq3gllnoyfr30">
         <w:r>
           <w:rPr>
             <w:rStyle w:val="Hyperlink"/>
@@ -496,7 +496,7 @@
       <w:r>
         <w:t xml:space="preserve"> — créé — </w:t>
       </w:r>
-      <w:hyperlink w:history="1" r:id="rIdrmsyzz2zgicgyy_grstyr">
+      <w:hyperlink w:history="1" r:id="rIdt7qpfgvh991xaxtigxwcs">
         <w:r>
           <w:rPr>
             <w:rStyle w:val="Hyperlink"/>
@@ -525,7 +525,7 @@
       <w:r>
         <w:t xml:space="preserve"> — créé — </w:t>
       </w:r>
-      <w:hyperlink w:history="1" r:id="rIdq6phqselqkz88i6kikqd3">
+      <w:hyperlink w:history="1" r:id="rIdjglnan8xhjquj6yuyxguu">
         <w:r>
           <w:rPr>
             <w:rStyle w:val="Hyperlink"/>
@@ -554,7 +554,7 @@
       <w:r>
         <w:t xml:space="preserve"> — créé — </w:t>
       </w:r>
-      <w:hyperlink w:history="1" r:id="rId4eehpmlyv6woh0-aqz9hz">
+      <w:hyperlink w:history="1" r:id="rIdx4swcwwleqyxnzvckk9hy">
         <w:r>
           <w:rPr>
             <w:rStyle w:val="Hyperlink"/>
@@ -583,7 +583,7 @@
       <w:r>
         <w:t xml:space="preserve"> — créé — </w:t>
       </w:r>
-      <w:hyperlink w:history="1" r:id="rIdpt6nhdhqnrbhe-3zmyv07">
+      <w:hyperlink w:history="1" r:id="rIdfprv9ttfdk9ivbr5i4sd5">
         <w:r>
           <w:rPr>
             <w:rStyle w:val="Hyperlink"/>
@@ -612,7 +612,7 @@
       <w:r>
         <w:t xml:space="preserve"> — créé — </w:t>
       </w:r>
-      <w:hyperlink w:history="1" r:id="rIdt24xlxjrekecjv-_j1a9w">
+      <w:hyperlink w:history="1" r:id="rIdng1pf78yzbvhdxq2ov_fm">
         <w:r>
           <w:rPr>
             <w:rStyle w:val="Hyperlink"/>
@@ -649,7 +649,7 @@
       <w:r>
         <w:t xml:space="preserve"> — modifié — </w:t>
       </w:r>
-      <w:hyperlink w:history="1" r:id="rIditjz5fci6wsf9usphumzf">
+      <w:hyperlink w:history="1" r:id="rId1qij2gxvrhjcpkql6wk2q">
         <w:r>
           <w:rPr>
             <w:rStyle w:val="Hyperlink"/>

--- a/docs/developpement/phases/word/PHASE_04_SERVEUR_DE_TEST_OVH.docx
+++ b/docs/developpement/phases/word/PHASE_04_SERVEUR_DE_TEST_OVH.docx
@@ -20,7 +20,7 @@
       <w:r>
         <w:t xml:space="preserve">FlaiX Expert · dossier de développement · généré le 2026-10-25 depuis le dépôt </w:t>
       </w:r>
-      <w:hyperlink w:history="1" r:id="rIdmdfpoxkfbv0pww5xaaws5">
+      <w:hyperlink w:history="1" r:id="rIdzpeylqtbsmhx22opwuhsq">
         <w:r>
           <w:rPr>
             <w:rStyle w:val="Hyperlink"/>
@@ -362,7 +362,7 @@
           <w:numId w:val="2"/>
         </w:numPr>
       </w:pPr>
-      <w:hyperlink w:history="1" r:id="rIdq4pa9b6wck7qyxph6a0b8">
+      <w:hyperlink w:history="1" r:id="rIdeequsvavhk8j6qhw5euob">
         <w:r>
           <w:rPr>
             <w:rStyle w:val="Hyperlink"/>
@@ -382,7 +382,7 @@
           <w:numId w:val="2"/>
         </w:numPr>
       </w:pPr>
-      <w:hyperlink w:history="1" r:id="rIdu9abkxjtp_hrfv85cxltd">
+      <w:hyperlink w:history="1" r:id="rId4b_0m3xu5ph7853ocnpfj">
         <w:r>
           <w:rPr>
             <w:rStyle w:val="Hyperlink"/>
@@ -430,7 +430,7 @@
       <w:r>
         <w:t xml:space="preserve"> — modifié — </w:t>
       </w:r>
-      <w:hyperlink w:history="1" r:id="rIdasipwbt7nzbk1nijqlltx">
+      <w:hyperlink w:history="1" r:id="rIdqav0vgbeyscv2rpomkixg">
         <w:r>
           <w:rPr>
             <w:rStyle w:val="Hyperlink"/>
@@ -459,7 +459,7 @@
       <w:r>
         <w:t xml:space="preserve"> — modifié — </w:t>
       </w:r>
-      <w:hyperlink w:history="1" r:id="rIdg4ugqj6quq3gllnoyfr30">
+      <w:hyperlink w:history="1" r:id="rIdgazyym8mahkbnuz4dyivm">
         <w:r>
           <w:rPr>
             <w:rStyle w:val="Hyperlink"/>
@@ -496,7 +496,7 @@
       <w:r>
         <w:t xml:space="preserve"> — créé — </w:t>
       </w:r>
-      <w:hyperlink w:history="1" r:id="rIdt7qpfgvh991xaxtigxwcs">
+      <w:hyperlink w:history="1" r:id="rId2drzkfim484tksh5qro2f">
         <w:r>
           <w:rPr>
             <w:rStyle w:val="Hyperlink"/>
@@ -525,7 +525,7 @@
       <w:r>
         <w:t xml:space="preserve"> — créé — </w:t>
       </w:r>
-      <w:hyperlink w:history="1" r:id="rIdjglnan8xhjquj6yuyxguu">
+      <w:hyperlink w:history="1" r:id="rIdg2s5tokube1utqgr8hwgu">
         <w:r>
           <w:rPr>
             <w:rStyle w:val="Hyperlink"/>
@@ -554,7 +554,7 @@
       <w:r>
         <w:t xml:space="preserve"> — créé — </w:t>
       </w:r>
-      <w:hyperlink w:history="1" r:id="rIdx4swcwwleqyxnzvckk9hy">
+      <w:hyperlink w:history="1" r:id="rIdfovvggfffq-isxb1-hmcf">
         <w:r>
           <w:rPr>
             <w:rStyle w:val="Hyperlink"/>
@@ -583,7 +583,7 @@
       <w:r>
         <w:t xml:space="preserve"> — créé — </w:t>
       </w:r>
-      <w:hyperlink w:history="1" r:id="rIdfprv9ttfdk9ivbr5i4sd5">
+      <w:hyperlink w:history="1" r:id="rIdustc8vvrifrqxjljbu1et">
         <w:r>
           <w:rPr>
             <w:rStyle w:val="Hyperlink"/>
@@ -612,7 +612,7 @@
       <w:r>
         <w:t xml:space="preserve"> — créé — </w:t>
       </w:r>
-      <w:hyperlink w:history="1" r:id="rIdng1pf78yzbvhdxq2ov_fm">
+      <w:hyperlink w:history="1" r:id="rIdxk_aw7wwykqvmwr6qkms3">
         <w:r>
           <w:rPr>
             <w:rStyle w:val="Hyperlink"/>
@@ -649,7 +649,7 @@
       <w:r>
         <w:t xml:space="preserve"> — modifié — </w:t>
       </w:r>
-      <w:hyperlink w:history="1" r:id="rId1qij2gxvrhjcpkql6wk2q">
+      <w:hyperlink w:history="1" r:id="rIdsmlbtz9qxowshkirhaj_v">
         <w:r>
           <w:rPr>
             <w:rStyle w:val="Hyperlink"/>

--- a/docs/developpement/phases/word/PHASE_04_SERVEUR_DE_TEST_OVH.docx
+++ b/docs/developpement/phases/word/PHASE_04_SERVEUR_DE_TEST_OVH.docx
@@ -20,7 +20,7 @@
       <w:r>
         <w:t xml:space="preserve">FlaiX Expert · dossier de développement · généré le 2026-10-25 depuis le dépôt </w:t>
       </w:r>
-      <w:hyperlink w:history="1" r:id="rIdzpeylqtbsmhx22opwuhsq">
+      <w:hyperlink w:history="1" r:id="rId8e60qeciyze8l1g9myjbg">
         <w:r>
           <w:rPr>
             <w:rStyle w:val="Hyperlink"/>
@@ -362,7 +362,7 @@
           <w:numId w:val="2"/>
         </w:numPr>
       </w:pPr>
-      <w:hyperlink w:history="1" r:id="rIdeequsvavhk8j6qhw5euob">
+      <w:hyperlink w:history="1" r:id="rIdqtahxjbxr7pngipqkgogi">
         <w:r>
           <w:rPr>
             <w:rStyle w:val="Hyperlink"/>
@@ -382,7 +382,7 @@
           <w:numId w:val="2"/>
         </w:numPr>
       </w:pPr>
-      <w:hyperlink w:history="1" r:id="rId4b_0m3xu5ph7853ocnpfj">
+      <w:hyperlink w:history="1" r:id="rIdqgehbljf5aothl2g4trpm">
         <w:r>
           <w:rPr>
             <w:rStyle w:val="Hyperlink"/>
@@ -430,7 +430,7 @@
       <w:r>
         <w:t xml:space="preserve"> — modifié — </w:t>
       </w:r>
-      <w:hyperlink w:history="1" r:id="rIdqav0vgbeyscv2rpomkixg">
+      <w:hyperlink w:history="1" r:id="rIdufdw-5p7z1zaan8hl7-ty">
         <w:r>
           <w:rPr>
             <w:rStyle w:val="Hyperlink"/>
@@ -459,7 +459,7 @@
       <w:r>
         <w:t xml:space="preserve"> — modifié — </w:t>
       </w:r>
-      <w:hyperlink w:history="1" r:id="rIdgazyym8mahkbnuz4dyivm">
+      <w:hyperlink w:history="1" r:id="rIdz7s1lcbb0cuwz-rtjae44">
         <w:r>
           <w:rPr>
             <w:rStyle w:val="Hyperlink"/>
@@ -496,7 +496,7 @@
       <w:r>
         <w:t xml:space="preserve"> — créé — </w:t>
       </w:r>
-      <w:hyperlink w:history="1" r:id="rId2drzkfim484tksh5qro2f">
+      <w:hyperlink w:history="1" r:id="rIdex1paym1r0egd0q70fukt">
         <w:r>
           <w:rPr>
             <w:rStyle w:val="Hyperlink"/>
@@ -525,7 +525,7 @@
       <w:r>
         <w:t xml:space="preserve"> — créé — </w:t>
       </w:r>
-      <w:hyperlink w:history="1" r:id="rIdg2s5tokube1utqgr8hwgu">
+      <w:hyperlink w:history="1" r:id="rIdsbapjz-1tvwooze2cl_s9">
         <w:r>
           <w:rPr>
             <w:rStyle w:val="Hyperlink"/>
@@ -554,7 +554,7 @@
       <w:r>
         <w:t xml:space="preserve"> — créé — </w:t>
       </w:r>
-      <w:hyperlink w:history="1" r:id="rIdfovvggfffq-isxb1-hmcf">
+      <w:hyperlink w:history="1" r:id="rIdjivcdbhdgjobamixuu3tl">
         <w:r>
           <w:rPr>
             <w:rStyle w:val="Hyperlink"/>
@@ -583,7 +583,7 @@
       <w:r>
         <w:t xml:space="preserve"> — créé — </w:t>
       </w:r>
-      <w:hyperlink w:history="1" r:id="rIdustc8vvrifrqxjljbu1et">
+      <w:hyperlink w:history="1" r:id="rIdyc49miv57frhzbo745xz9">
         <w:r>
           <w:rPr>
             <w:rStyle w:val="Hyperlink"/>
@@ -612,7 +612,7 @@
       <w:r>
         <w:t xml:space="preserve"> — créé — </w:t>
       </w:r>
-      <w:hyperlink w:history="1" r:id="rIdxk_aw7wwykqvmwr6qkms3">
+      <w:hyperlink w:history="1" r:id="rId0ncvongiclbu1jbdbkcqi">
         <w:r>
           <w:rPr>
             <w:rStyle w:val="Hyperlink"/>
@@ -649,7 +649,7 @@
       <w:r>
         <w:t xml:space="preserve"> — modifié — </w:t>
       </w:r>
-      <w:hyperlink w:history="1" r:id="rIdsmlbtz9qxowshkirhaj_v">
+      <w:hyperlink w:history="1" r:id="rIdfketzmbg2i-5f5ufy9vwp">
         <w:r>
           <w:rPr>
             <w:rStyle w:val="Hyperlink"/>
